--- a/BT2.docx
+++ b/BT2.docx
@@ -14,7 +14,32 @@
           <w:b/>
           <w:bCs/>
         </w:rPr>
-        <w:t>1. Bảng Acceptance Criteria (AC)</w:t>
+        <w:t>PHẦN 1: BẢNG PHÂN LOẠI 12 HẠNG MỤC KÈM LÝ DO (MOISCOW CLASSIFICATION)</w:t>
+      </w:r>
+    </w:p>
+    <w:p>
+      <w:r>
+        <w:rPr>
+          <w:i/>
+          <w:iCs/>
+        </w:rPr>
+        <w:t xml:space="preserve">Lưu ý: Nhóm </w:t>
+      </w:r>
+      <w:r>
+        <w:rPr>
+          <w:b/>
+          <w:bCs/>
+          <w:i/>
+          <w:iCs/>
+        </w:rPr>
+        <w:t>Must have</w:t>
+      </w:r>
+      <w:r>
+        <w:rPr>
+          <w:i/>
+          <w:iCs/>
+        </w:rPr>
+        <w:t xml:space="preserve"> tuân thủ quy tắc không vượt quá 5 hạng mục (chỉ có 4 mục cốt lõi cho phiên bản MVP).</w:t>
       </w:r>
     </w:p>
     <w:tbl>
@@ -30,12 +55,10 @@
         <w:tblLook w:val="04A0" w:firstRow="1" w:lastRow="0" w:firstColumn="1" w:lastColumn="0" w:noHBand="0" w:noVBand="1"/>
       </w:tblPr>
       <w:tblGrid>
-        <w:gridCol w:w="962"/>
-        <w:gridCol w:w="1016"/>
-        <w:gridCol w:w="3177"/>
-        <w:gridCol w:w="1498"/>
-        <w:gridCol w:w="1077"/>
-        <w:gridCol w:w="1325"/>
+        <w:gridCol w:w="927"/>
+        <w:gridCol w:w="2899"/>
+        <w:gridCol w:w="1647"/>
+        <w:gridCol w:w="3582"/>
       </w:tblGrid>
       <w:tr>
         <w:trPr>
@@ -66,7 +89,7 @@
                 <w:b/>
                 <w:bCs/>
               </w:rPr>
-              <w:t>Story</w:t>
+              <w:t>STT</w:t>
             </w:r>
           </w:p>
         </w:tc>
@@ -94,7 +117,7 @@
                 <w:b/>
                 <w:bCs/>
               </w:rPr>
-              <w:t>AC#</w:t>
+              <w:t>Tên hạng mục</w:t>
             </w:r>
           </w:p>
         </w:tc>
@@ -122,7 +145,7 @@
                 <w:b/>
                 <w:bCs/>
               </w:rPr>
-              <w:t>Loại (Happy/Negative/Edge/Ràng buộc)</w:t>
+              <w:t>Nhóm MoSCoW</w:t>
             </w:r>
           </w:p>
         </w:tc>
@@ -150,63 +173,7 @@
                 <w:b/>
                 <w:bCs/>
               </w:rPr>
-              <w:t>Given</w:t>
-            </w:r>
-          </w:p>
-        </w:tc>
-        <w:tc>
-          <w:tcPr>
-            <w:tcW w:w="0" w:type="auto"/>
-            <w:tcBorders>
-              <w:top w:val="single" w:sz="6" w:space="0" w:color="C4C7C5"/>
-              <w:left w:val="single" w:sz="6" w:space="0" w:color="C4C7C5"/>
-              <w:bottom w:val="single" w:sz="6" w:space="0" w:color="C4C7C5"/>
-              <w:right w:val="single" w:sz="6" w:space="0" w:color="C4C7C5"/>
-            </w:tcBorders>
-            <w:tcMar>
-              <w:top w:w="120" w:type="dxa"/>
-              <w:left w:w="180" w:type="dxa"/>
-              <w:bottom w:w="120" w:type="dxa"/>
-              <w:right w:w="180" w:type="dxa"/>
-            </w:tcMar>
-            <w:vAlign w:val="center"/>
-            <w:hideMark/>
-          </w:tcPr>
-          <w:p>
-            <w:r>
-              <w:rPr>
-                <w:b/>
-                <w:bCs/>
-              </w:rPr>
-              <w:t>When</w:t>
-            </w:r>
-          </w:p>
-        </w:tc>
-        <w:tc>
-          <w:tcPr>
-            <w:tcW w:w="0" w:type="auto"/>
-            <w:tcBorders>
-              <w:top w:val="single" w:sz="6" w:space="0" w:color="C4C7C5"/>
-              <w:left w:val="single" w:sz="6" w:space="0" w:color="C4C7C5"/>
-              <w:bottom w:val="single" w:sz="6" w:space="0" w:color="C4C7C5"/>
-              <w:right w:val="single" w:sz="6" w:space="0" w:color="C4C7C5"/>
-            </w:tcBorders>
-            <w:tcMar>
-              <w:top w:w="120" w:type="dxa"/>
-              <w:left w:w="180" w:type="dxa"/>
-              <w:bottom w:w="120" w:type="dxa"/>
-              <w:right w:w="180" w:type="dxa"/>
-            </w:tcMar>
-            <w:vAlign w:val="center"/>
-            <w:hideMark/>
-          </w:tcPr>
-          <w:p>
-            <w:r>
-              <w:rPr>
-                <w:b/>
-                <w:bCs/>
-              </w:rPr>
-              <w:t>Then</w:t>
+              <w:t>Lý do &amp; Phụ thuộc</w:t>
             </w:r>
           </w:p>
         </w:tc>
@@ -235,131 +202,83 @@
           </w:tcPr>
           <w:p>
             <w:r>
+              <w:t>1</w:t>
+            </w:r>
+          </w:p>
+        </w:tc>
+        <w:tc>
+          <w:tcPr>
+            <w:tcW w:w="0" w:type="auto"/>
+            <w:tcBorders>
+              <w:top w:val="single" w:sz="6" w:space="0" w:color="C4C7C5"/>
+              <w:left w:val="single" w:sz="6" w:space="0" w:color="C4C7C5"/>
+              <w:bottom w:val="single" w:sz="6" w:space="0" w:color="C4C7C5"/>
+              <w:right w:val="single" w:sz="6" w:space="0" w:color="C4C7C5"/>
+            </w:tcBorders>
+            <w:tcMar>
+              <w:top w:w="120" w:type="dxa"/>
+              <w:left w:w="180" w:type="dxa"/>
+              <w:bottom w:w="120" w:type="dxa"/>
+              <w:right w:w="180" w:type="dxa"/>
+            </w:tcMar>
+            <w:vAlign w:val="center"/>
+            <w:hideMark/>
+          </w:tcPr>
+          <w:p>
+            <w:r>
               <w:rPr>
                 <w:b/>
                 <w:bCs/>
               </w:rPr>
-              <w:t>Story 1</w:t>
-            </w:r>
-          </w:p>
-        </w:tc>
-        <w:tc>
-          <w:tcPr>
-            <w:tcW w:w="0" w:type="auto"/>
-            <w:tcBorders>
-              <w:top w:val="single" w:sz="6" w:space="0" w:color="C4C7C5"/>
-              <w:left w:val="single" w:sz="6" w:space="0" w:color="C4C7C5"/>
-              <w:bottom w:val="single" w:sz="6" w:space="0" w:color="C4C7C5"/>
-              <w:right w:val="single" w:sz="6" w:space="0" w:color="C4C7C5"/>
-            </w:tcBorders>
-            <w:tcMar>
-              <w:top w:w="120" w:type="dxa"/>
-              <w:left w:w="180" w:type="dxa"/>
-              <w:bottom w:w="120" w:type="dxa"/>
-              <w:right w:w="180" w:type="dxa"/>
-            </w:tcMar>
-            <w:vAlign w:val="center"/>
-            <w:hideMark/>
-          </w:tcPr>
-          <w:p>
-            <w:r>
-              <w:t>AC1.1</w:t>
-            </w:r>
-          </w:p>
-        </w:tc>
-        <w:tc>
-          <w:tcPr>
-            <w:tcW w:w="0" w:type="auto"/>
-            <w:tcBorders>
-              <w:top w:val="single" w:sz="6" w:space="0" w:color="C4C7C5"/>
-              <w:left w:val="single" w:sz="6" w:space="0" w:color="C4C7C5"/>
-              <w:bottom w:val="single" w:sz="6" w:space="0" w:color="C4C7C5"/>
-              <w:right w:val="single" w:sz="6" w:space="0" w:color="C4C7C5"/>
-            </w:tcBorders>
-            <w:tcMar>
-              <w:top w:w="120" w:type="dxa"/>
-              <w:left w:w="180" w:type="dxa"/>
-              <w:bottom w:w="120" w:type="dxa"/>
-              <w:right w:w="180" w:type="dxa"/>
-            </w:tcMar>
-            <w:vAlign w:val="center"/>
-            <w:hideMark/>
-          </w:tcPr>
-          <w:p>
-            <w:r>
-              <w:t>Happy path</w:t>
-            </w:r>
-          </w:p>
-        </w:tc>
-        <w:tc>
-          <w:tcPr>
-            <w:tcW w:w="0" w:type="auto"/>
-            <w:tcBorders>
-              <w:top w:val="single" w:sz="6" w:space="0" w:color="C4C7C5"/>
-              <w:left w:val="single" w:sz="6" w:space="0" w:color="C4C7C5"/>
-              <w:bottom w:val="single" w:sz="6" w:space="0" w:color="C4C7C5"/>
-              <w:right w:val="single" w:sz="6" w:space="0" w:color="C4C7C5"/>
-            </w:tcBorders>
-            <w:tcMar>
-              <w:top w:w="120" w:type="dxa"/>
-              <w:left w:w="180" w:type="dxa"/>
-              <w:bottom w:w="120" w:type="dxa"/>
-              <w:right w:w="180" w:type="dxa"/>
-            </w:tcMar>
-            <w:vAlign w:val="center"/>
-            <w:hideMark/>
-          </w:tcPr>
-          <w:p>
-            <w:r>
-              <w:t>Độc giả đã đăng nhập vào hệ thống và đang xem thông tin sách "Lập trình C" có trạng thái "Còn sẵn"</w:t>
-            </w:r>
-          </w:p>
-        </w:tc>
-        <w:tc>
-          <w:tcPr>
-            <w:tcW w:w="0" w:type="auto"/>
-            <w:tcBorders>
-              <w:top w:val="single" w:sz="6" w:space="0" w:color="C4C7C5"/>
-              <w:left w:val="single" w:sz="6" w:space="0" w:color="C4C7C5"/>
-              <w:bottom w:val="single" w:sz="6" w:space="0" w:color="C4C7C5"/>
-              <w:right w:val="single" w:sz="6" w:space="0" w:color="C4C7C5"/>
-            </w:tcBorders>
-            <w:tcMar>
-              <w:top w:w="120" w:type="dxa"/>
-              <w:left w:w="180" w:type="dxa"/>
-              <w:bottom w:w="120" w:type="dxa"/>
-              <w:right w:w="180" w:type="dxa"/>
-            </w:tcMar>
-            <w:vAlign w:val="center"/>
-            <w:hideMark/>
-          </w:tcPr>
-          <w:p>
-            <w:r>
-              <w:t>Độc giả bấm nút "Đặt mượn online"</w:t>
-            </w:r>
-          </w:p>
-        </w:tc>
-        <w:tc>
-          <w:tcPr>
-            <w:tcW w:w="0" w:type="auto"/>
-            <w:tcBorders>
-              <w:top w:val="single" w:sz="6" w:space="0" w:color="C4C7C5"/>
-              <w:left w:val="single" w:sz="6" w:space="0" w:color="C4C7C5"/>
-              <w:bottom w:val="single" w:sz="6" w:space="0" w:color="C4C7C5"/>
-              <w:right w:val="single" w:sz="6" w:space="0" w:color="C4C7C5"/>
-            </w:tcBorders>
-            <w:tcMar>
-              <w:top w:w="120" w:type="dxa"/>
-              <w:left w:w="180" w:type="dxa"/>
-              <w:bottom w:w="120" w:type="dxa"/>
-              <w:right w:w="180" w:type="dxa"/>
-            </w:tcMar>
-            <w:vAlign w:val="center"/>
-            <w:hideMark/>
-          </w:tcPr>
-          <w:p>
-            <w:r>
-              <w:t>Hệ thống tạo thành công phiếu đặt mượn, hiển thị thông báo "Đặt sách thành công" và thời hạn giữ chỗ là 48 giờ tại quầy</w:t>
+              <w:t>Đăng nhập/đăng ký tài khoản độc giả</w:t>
+            </w:r>
+          </w:p>
+        </w:tc>
+        <w:tc>
+          <w:tcPr>
+            <w:tcW w:w="0" w:type="auto"/>
+            <w:tcBorders>
+              <w:top w:val="single" w:sz="6" w:space="0" w:color="C4C7C5"/>
+              <w:left w:val="single" w:sz="6" w:space="0" w:color="C4C7C5"/>
+              <w:bottom w:val="single" w:sz="6" w:space="0" w:color="C4C7C5"/>
+              <w:right w:val="single" w:sz="6" w:space="0" w:color="C4C7C5"/>
+            </w:tcBorders>
+            <w:tcMar>
+              <w:top w:w="120" w:type="dxa"/>
+              <w:left w:w="180" w:type="dxa"/>
+              <w:bottom w:w="120" w:type="dxa"/>
+              <w:right w:w="180" w:type="dxa"/>
+            </w:tcMar>
+            <w:vAlign w:val="center"/>
+            <w:hideMark/>
+          </w:tcPr>
+          <w:p>
+            <w:r>
+              <w:t>Must have</w:t>
+            </w:r>
+          </w:p>
+        </w:tc>
+        <w:tc>
+          <w:tcPr>
+            <w:tcW w:w="0" w:type="auto"/>
+            <w:tcBorders>
+              <w:top w:val="single" w:sz="6" w:space="0" w:color="C4C7C5"/>
+              <w:left w:val="single" w:sz="6" w:space="0" w:color="C4C7C5"/>
+              <w:bottom w:val="single" w:sz="6" w:space="0" w:color="C4C7C5"/>
+              <w:right w:val="single" w:sz="6" w:space="0" w:color="C4C7C5"/>
+            </w:tcBorders>
+            <w:tcMar>
+              <w:top w:w="120" w:type="dxa"/>
+              <w:left w:w="180" w:type="dxa"/>
+              <w:bottom w:w="120" w:type="dxa"/>
+              <w:right w:w="180" w:type="dxa"/>
+            </w:tcMar>
+            <w:vAlign w:val="center"/>
+            <w:hideMark/>
+          </w:tcPr>
+          <w:p>
+            <w:r>
+              <w:t>Không có tính năng xác thực tài khoản thì hệ thống không thể biết độc giả là ai để cho mượn sách; không thể phát hành hệ thống mà thiếu module cốt lõi này.</w:t>
             </w:r>
           </w:p>
         </w:tc>
@@ -388,140 +307,83 @@
           </w:tcPr>
           <w:p>
             <w:r>
+              <w:t>2</w:t>
+            </w:r>
+          </w:p>
+        </w:tc>
+        <w:tc>
+          <w:tcPr>
+            <w:tcW w:w="0" w:type="auto"/>
+            <w:tcBorders>
+              <w:top w:val="single" w:sz="6" w:space="0" w:color="C4C7C5"/>
+              <w:left w:val="single" w:sz="6" w:space="0" w:color="C4C7C5"/>
+              <w:bottom w:val="single" w:sz="6" w:space="0" w:color="C4C7C5"/>
+              <w:right w:val="single" w:sz="6" w:space="0" w:color="C4C7C5"/>
+            </w:tcBorders>
+            <w:tcMar>
+              <w:top w:w="120" w:type="dxa"/>
+              <w:left w:w="180" w:type="dxa"/>
+              <w:bottom w:w="120" w:type="dxa"/>
+              <w:right w:w="180" w:type="dxa"/>
+            </w:tcMar>
+            <w:vAlign w:val="center"/>
+            <w:hideMark/>
+          </w:tcPr>
+          <w:p>
+            <w:r>
               <w:rPr>
                 <w:b/>
                 <w:bCs/>
               </w:rPr>
-              <w:t>Story 1</w:t>
-            </w:r>
-          </w:p>
-        </w:tc>
-        <w:tc>
-          <w:tcPr>
-            <w:tcW w:w="0" w:type="auto"/>
-            <w:tcBorders>
-              <w:top w:val="single" w:sz="6" w:space="0" w:color="C4C7C5"/>
-              <w:left w:val="single" w:sz="6" w:space="0" w:color="C4C7C5"/>
-              <w:bottom w:val="single" w:sz="6" w:space="0" w:color="C4C7C5"/>
-              <w:right w:val="single" w:sz="6" w:space="0" w:color="C4C7C5"/>
-            </w:tcBorders>
-            <w:tcMar>
-              <w:top w:w="120" w:type="dxa"/>
-              <w:left w:w="180" w:type="dxa"/>
-              <w:bottom w:w="120" w:type="dxa"/>
-              <w:right w:w="180" w:type="dxa"/>
-            </w:tcMar>
-            <w:vAlign w:val="center"/>
-            <w:hideMark/>
-          </w:tcPr>
-          <w:p>
-            <w:r>
-              <w:t>AC1.2</w:t>
-            </w:r>
-          </w:p>
-        </w:tc>
-        <w:tc>
-          <w:tcPr>
-            <w:tcW w:w="0" w:type="auto"/>
-            <w:tcBorders>
-              <w:top w:val="single" w:sz="6" w:space="0" w:color="C4C7C5"/>
-              <w:left w:val="single" w:sz="6" w:space="0" w:color="C4C7C5"/>
-              <w:bottom w:val="single" w:sz="6" w:space="0" w:color="C4C7C5"/>
-              <w:right w:val="single" w:sz="6" w:space="0" w:color="C4C7C5"/>
-            </w:tcBorders>
-            <w:tcMar>
-              <w:top w:w="120" w:type="dxa"/>
-              <w:left w:w="180" w:type="dxa"/>
-              <w:bottom w:w="120" w:type="dxa"/>
-              <w:right w:w="180" w:type="dxa"/>
-            </w:tcMar>
-            <w:vAlign w:val="center"/>
-            <w:hideMark/>
-          </w:tcPr>
-          <w:p>
-            <w:r>
-              <w:t>Negative case</w:t>
-            </w:r>
-          </w:p>
-        </w:tc>
-        <w:tc>
-          <w:tcPr>
-            <w:tcW w:w="0" w:type="auto"/>
-            <w:tcBorders>
-              <w:top w:val="single" w:sz="6" w:space="0" w:color="C4C7C5"/>
-              <w:left w:val="single" w:sz="6" w:space="0" w:color="C4C7C5"/>
-              <w:bottom w:val="single" w:sz="6" w:space="0" w:color="C4C7C5"/>
-              <w:right w:val="single" w:sz="6" w:space="0" w:color="C4C7C5"/>
-            </w:tcBorders>
-            <w:tcMar>
-              <w:top w:w="120" w:type="dxa"/>
-              <w:left w:w="180" w:type="dxa"/>
-              <w:bottom w:w="120" w:type="dxa"/>
-              <w:right w:w="180" w:type="dxa"/>
-            </w:tcMar>
-            <w:vAlign w:val="center"/>
-            <w:hideMark/>
-          </w:tcPr>
-          <w:p>
-            <w:r>
-              <w:t xml:space="preserve">Độc giả đang xem thông tin một cuốn sách đã có người khác mượn hết </w:t>
-            </w:r>
-            <w:r>
-              <w:lastRenderedPageBreak/>
-              <w:t>hoặc không còn bản sẵn</w:t>
-            </w:r>
-          </w:p>
-        </w:tc>
-        <w:tc>
-          <w:tcPr>
-            <w:tcW w:w="0" w:type="auto"/>
-            <w:tcBorders>
-              <w:top w:val="single" w:sz="6" w:space="0" w:color="C4C7C5"/>
-              <w:left w:val="single" w:sz="6" w:space="0" w:color="C4C7C5"/>
-              <w:bottom w:val="single" w:sz="6" w:space="0" w:color="C4C7C5"/>
-              <w:right w:val="single" w:sz="6" w:space="0" w:color="C4C7C5"/>
-            </w:tcBorders>
-            <w:tcMar>
-              <w:top w:w="120" w:type="dxa"/>
-              <w:left w:w="180" w:type="dxa"/>
-              <w:bottom w:w="120" w:type="dxa"/>
-              <w:right w:w="180" w:type="dxa"/>
-            </w:tcMar>
-            <w:vAlign w:val="center"/>
-            <w:hideMark/>
-          </w:tcPr>
-          <w:p>
-            <w:r>
-              <w:lastRenderedPageBreak/>
-              <w:t>Độc giả bấm nút "Đặt mượn online"</w:t>
-            </w:r>
-          </w:p>
-        </w:tc>
-        <w:tc>
-          <w:tcPr>
-            <w:tcW w:w="0" w:type="auto"/>
-            <w:tcBorders>
-              <w:top w:val="single" w:sz="6" w:space="0" w:color="C4C7C5"/>
-              <w:left w:val="single" w:sz="6" w:space="0" w:color="C4C7C5"/>
-              <w:bottom w:val="single" w:sz="6" w:space="0" w:color="C4C7C5"/>
-              <w:right w:val="single" w:sz="6" w:space="0" w:color="C4C7C5"/>
-            </w:tcBorders>
-            <w:tcMar>
-              <w:top w:w="120" w:type="dxa"/>
-              <w:left w:w="180" w:type="dxa"/>
-              <w:bottom w:w="120" w:type="dxa"/>
-              <w:right w:w="180" w:type="dxa"/>
-            </w:tcMar>
-            <w:vAlign w:val="center"/>
-            <w:hideMark/>
-          </w:tcPr>
-          <w:p>
-            <w:r>
-              <w:t xml:space="preserve">Hệ thống từ chối yêu cầu, hiển thị thông báo "Sách </w:t>
-            </w:r>
-            <w:r>
-              <w:lastRenderedPageBreak/>
-              <w:t>hiện đã hết, không thể đặt mượn" và ẩn nút đặt mượn</w:t>
+              <w:t>Tìm kiếm sách theo tên/tác giả</w:t>
+            </w:r>
+          </w:p>
+        </w:tc>
+        <w:tc>
+          <w:tcPr>
+            <w:tcW w:w="0" w:type="auto"/>
+            <w:tcBorders>
+              <w:top w:val="single" w:sz="6" w:space="0" w:color="C4C7C5"/>
+              <w:left w:val="single" w:sz="6" w:space="0" w:color="C4C7C5"/>
+              <w:bottom w:val="single" w:sz="6" w:space="0" w:color="C4C7C5"/>
+              <w:right w:val="single" w:sz="6" w:space="0" w:color="C4C7C5"/>
+            </w:tcBorders>
+            <w:tcMar>
+              <w:top w:w="120" w:type="dxa"/>
+              <w:left w:w="180" w:type="dxa"/>
+              <w:bottom w:w="120" w:type="dxa"/>
+              <w:right w:w="180" w:type="dxa"/>
+            </w:tcMar>
+            <w:vAlign w:val="center"/>
+            <w:hideMark/>
+          </w:tcPr>
+          <w:p>
+            <w:r>
+              <w:t>Must have</w:t>
+            </w:r>
+          </w:p>
+        </w:tc>
+        <w:tc>
+          <w:tcPr>
+            <w:tcW w:w="0" w:type="auto"/>
+            <w:tcBorders>
+              <w:top w:val="single" w:sz="6" w:space="0" w:color="C4C7C5"/>
+              <w:left w:val="single" w:sz="6" w:space="0" w:color="C4C7C5"/>
+              <w:bottom w:val="single" w:sz="6" w:space="0" w:color="C4C7C5"/>
+              <w:right w:val="single" w:sz="6" w:space="0" w:color="C4C7C5"/>
+            </w:tcBorders>
+            <w:tcMar>
+              <w:top w:w="120" w:type="dxa"/>
+              <w:left w:w="180" w:type="dxa"/>
+              <w:bottom w:w="120" w:type="dxa"/>
+              <w:right w:w="180" w:type="dxa"/>
+            </w:tcMar>
+            <w:vAlign w:val="center"/>
+            <w:hideMark/>
+          </w:tcPr>
+          <w:p>
+            <w:r>
+              <w:t>Độc giả bắt buộc phải tìm được sách mình muốn trên hệ thống thì mới có thể tiến hành các bước tiếp theo; không thể phát hành nếu thiếu tính năng tra cứu cơ bản.</w:t>
             </w:r>
           </w:p>
         </w:tc>
@@ -550,132 +412,83 @@
           </w:tcPr>
           <w:p>
             <w:r>
+              <w:t>3</w:t>
+            </w:r>
+          </w:p>
+        </w:tc>
+        <w:tc>
+          <w:tcPr>
+            <w:tcW w:w="0" w:type="auto"/>
+            <w:tcBorders>
+              <w:top w:val="single" w:sz="6" w:space="0" w:color="C4C7C5"/>
+              <w:left w:val="single" w:sz="6" w:space="0" w:color="C4C7C5"/>
+              <w:bottom w:val="single" w:sz="6" w:space="0" w:color="C4C7C5"/>
+              <w:right w:val="single" w:sz="6" w:space="0" w:color="C4C7C5"/>
+            </w:tcBorders>
+            <w:tcMar>
+              <w:top w:w="120" w:type="dxa"/>
+              <w:left w:w="180" w:type="dxa"/>
+              <w:bottom w:w="120" w:type="dxa"/>
+              <w:right w:w="180" w:type="dxa"/>
+            </w:tcMar>
+            <w:vAlign w:val="center"/>
+            <w:hideMark/>
+          </w:tcPr>
+          <w:p>
+            <w:r>
               <w:rPr>
                 <w:b/>
                 <w:bCs/>
               </w:rPr>
-              <w:lastRenderedPageBreak/>
-              <w:t>Story 1</w:t>
-            </w:r>
-          </w:p>
-        </w:tc>
-        <w:tc>
-          <w:tcPr>
-            <w:tcW w:w="0" w:type="auto"/>
-            <w:tcBorders>
-              <w:top w:val="single" w:sz="6" w:space="0" w:color="C4C7C5"/>
-              <w:left w:val="single" w:sz="6" w:space="0" w:color="C4C7C5"/>
-              <w:bottom w:val="single" w:sz="6" w:space="0" w:color="C4C7C5"/>
-              <w:right w:val="single" w:sz="6" w:space="0" w:color="C4C7C5"/>
-            </w:tcBorders>
-            <w:tcMar>
-              <w:top w:w="120" w:type="dxa"/>
-              <w:left w:w="180" w:type="dxa"/>
-              <w:bottom w:w="120" w:type="dxa"/>
-              <w:right w:w="180" w:type="dxa"/>
-            </w:tcMar>
-            <w:vAlign w:val="center"/>
-            <w:hideMark/>
-          </w:tcPr>
-          <w:p>
-            <w:r>
-              <w:t>AC1.3</w:t>
-            </w:r>
-          </w:p>
-        </w:tc>
-        <w:tc>
-          <w:tcPr>
-            <w:tcW w:w="0" w:type="auto"/>
-            <w:tcBorders>
-              <w:top w:val="single" w:sz="6" w:space="0" w:color="C4C7C5"/>
-              <w:left w:val="single" w:sz="6" w:space="0" w:color="C4C7C5"/>
-              <w:bottom w:val="single" w:sz="6" w:space="0" w:color="C4C7C5"/>
-              <w:right w:val="single" w:sz="6" w:space="0" w:color="C4C7C5"/>
-            </w:tcBorders>
-            <w:tcMar>
-              <w:top w:w="120" w:type="dxa"/>
-              <w:left w:w="180" w:type="dxa"/>
-              <w:bottom w:w="120" w:type="dxa"/>
-              <w:right w:w="180" w:type="dxa"/>
-            </w:tcMar>
-            <w:vAlign w:val="center"/>
-            <w:hideMark/>
-          </w:tcPr>
-          <w:p>
-            <w:r>
-              <w:t>Edge case</w:t>
-            </w:r>
-          </w:p>
-        </w:tc>
-        <w:tc>
-          <w:tcPr>
-            <w:tcW w:w="0" w:type="auto"/>
-            <w:tcBorders>
-              <w:top w:val="single" w:sz="6" w:space="0" w:color="C4C7C5"/>
-              <w:left w:val="single" w:sz="6" w:space="0" w:color="C4C7C5"/>
-              <w:bottom w:val="single" w:sz="6" w:space="0" w:color="C4C7C5"/>
-              <w:right w:val="single" w:sz="6" w:space="0" w:color="C4C7C5"/>
-            </w:tcBorders>
-            <w:tcMar>
-              <w:top w:w="120" w:type="dxa"/>
-              <w:left w:w="180" w:type="dxa"/>
-              <w:bottom w:w="120" w:type="dxa"/>
-              <w:right w:w="180" w:type="dxa"/>
-            </w:tcMar>
-            <w:vAlign w:val="center"/>
-            <w:hideMark/>
-          </w:tcPr>
-          <w:p>
-            <w:r>
-              <w:t>Độc giả đã đặt mượn một cuốn sách nhưng để quá thời hạn 48 giờ mà chưa đến quầy nhận sách</w:t>
-            </w:r>
-          </w:p>
-        </w:tc>
-        <w:tc>
-          <w:tcPr>
-            <w:tcW w:w="0" w:type="auto"/>
-            <w:tcBorders>
-              <w:top w:val="single" w:sz="6" w:space="0" w:color="C4C7C5"/>
-              <w:left w:val="single" w:sz="6" w:space="0" w:color="C4C7C5"/>
-              <w:bottom w:val="single" w:sz="6" w:space="0" w:color="C4C7C5"/>
-              <w:right w:val="single" w:sz="6" w:space="0" w:color="C4C7C5"/>
-            </w:tcBorders>
-            <w:tcMar>
-              <w:top w:w="120" w:type="dxa"/>
-              <w:left w:w="180" w:type="dxa"/>
-              <w:bottom w:w="120" w:type="dxa"/>
-              <w:right w:w="180" w:type="dxa"/>
-            </w:tcMar>
-            <w:vAlign w:val="center"/>
-            <w:hideMark/>
-          </w:tcPr>
-          <w:p>
-            <w:r>
-              <w:t>Hệ thống tự động quét mốc thời gian hết hạn giữ chỗ</w:t>
-            </w:r>
-          </w:p>
-        </w:tc>
-        <w:tc>
-          <w:tcPr>
-            <w:tcW w:w="0" w:type="auto"/>
-            <w:tcBorders>
-              <w:top w:val="single" w:sz="6" w:space="0" w:color="C4C7C5"/>
-              <w:left w:val="single" w:sz="6" w:space="0" w:color="C4C7C5"/>
-              <w:bottom w:val="single" w:sz="6" w:space="0" w:color="C4C7C5"/>
-              <w:right w:val="single" w:sz="6" w:space="0" w:color="C4C7C5"/>
-            </w:tcBorders>
-            <w:tcMar>
-              <w:top w:w="120" w:type="dxa"/>
-              <w:left w:w="180" w:type="dxa"/>
-              <w:bottom w:w="120" w:type="dxa"/>
-              <w:right w:w="180" w:type="dxa"/>
-            </w:tcMar>
-            <w:vAlign w:val="center"/>
-            <w:hideMark/>
-          </w:tcPr>
-          <w:p>
-            <w:r>
-              <w:t>Hệ thống tự động hủy phiếu đặt mượn, chuyển trạng thái sách về "Còn sẵn" cho độc giả khác và gửi thông báo hủy đơn</w:t>
+              <w:t>Mượn sách online (có giới hạn số sách mượn cùng lúc)</w:t>
+            </w:r>
+          </w:p>
+        </w:tc>
+        <w:tc>
+          <w:tcPr>
+            <w:tcW w:w="0" w:type="auto"/>
+            <w:tcBorders>
+              <w:top w:val="single" w:sz="6" w:space="0" w:color="C4C7C5"/>
+              <w:left w:val="single" w:sz="6" w:space="0" w:color="C4C7C5"/>
+              <w:bottom w:val="single" w:sz="6" w:space="0" w:color="C4C7C5"/>
+              <w:right w:val="single" w:sz="6" w:space="0" w:color="C4C7C5"/>
+            </w:tcBorders>
+            <w:tcMar>
+              <w:top w:w="120" w:type="dxa"/>
+              <w:left w:w="180" w:type="dxa"/>
+              <w:bottom w:w="120" w:type="dxa"/>
+              <w:right w:w="180" w:type="dxa"/>
+            </w:tcMar>
+            <w:vAlign w:val="center"/>
+            <w:hideMark/>
+          </w:tcPr>
+          <w:p>
+            <w:r>
+              <w:t>Must have</w:t>
+            </w:r>
+          </w:p>
+        </w:tc>
+        <w:tc>
+          <w:tcPr>
+            <w:tcW w:w="0" w:type="auto"/>
+            <w:tcBorders>
+              <w:top w:val="single" w:sz="6" w:space="0" w:color="C4C7C5"/>
+              <w:left w:val="single" w:sz="6" w:space="0" w:color="C4C7C5"/>
+              <w:bottom w:val="single" w:sz="6" w:space="0" w:color="C4C7C5"/>
+              <w:right w:val="single" w:sz="6" w:space="0" w:color="C4C7C5"/>
+            </w:tcBorders>
+            <w:tcMar>
+              <w:top w:w="120" w:type="dxa"/>
+              <w:left w:w="180" w:type="dxa"/>
+              <w:bottom w:w="120" w:type="dxa"/>
+              <w:right w:w="180" w:type="dxa"/>
+            </w:tcMar>
+            <w:vAlign w:val="center"/>
+            <w:hideMark/>
+          </w:tcPr>
+          <w:p>
+            <w:r>
+              <w:t>Đây là giá trị cốt lõi (MVP) của hệ thống mượn sách online; thiếu nó thì website không còn ý nghĩa gì. (Phụ thuộc vào mục 1 và 2).</w:t>
             </w:r>
           </w:p>
         </w:tc>
@@ -704,131 +517,83 @@
           </w:tcPr>
           <w:p>
             <w:r>
+              <w:t>10</w:t>
+            </w:r>
+          </w:p>
+        </w:tc>
+        <w:tc>
+          <w:tcPr>
+            <w:tcW w:w="0" w:type="auto"/>
+            <w:tcBorders>
+              <w:top w:val="single" w:sz="6" w:space="0" w:color="C4C7C5"/>
+              <w:left w:val="single" w:sz="6" w:space="0" w:color="C4C7C5"/>
+              <w:bottom w:val="single" w:sz="6" w:space="0" w:color="C4C7C5"/>
+              <w:right w:val="single" w:sz="6" w:space="0" w:color="C4C7C5"/>
+            </w:tcBorders>
+            <w:tcMar>
+              <w:top w:w="120" w:type="dxa"/>
+              <w:left w:w="180" w:type="dxa"/>
+              <w:bottom w:w="120" w:type="dxa"/>
+              <w:right w:w="180" w:type="dxa"/>
+            </w:tcMar>
+            <w:vAlign w:val="center"/>
+            <w:hideMark/>
+          </w:tcPr>
+          <w:p>
+            <w:r>
               <w:rPr>
                 <w:b/>
                 <w:bCs/>
               </w:rPr>
-              <w:t>Story 2</w:t>
-            </w:r>
-          </w:p>
-        </w:tc>
-        <w:tc>
-          <w:tcPr>
-            <w:tcW w:w="0" w:type="auto"/>
-            <w:tcBorders>
-              <w:top w:val="single" w:sz="6" w:space="0" w:color="C4C7C5"/>
-              <w:left w:val="single" w:sz="6" w:space="0" w:color="C4C7C5"/>
-              <w:bottom w:val="single" w:sz="6" w:space="0" w:color="C4C7C5"/>
-              <w:right w:val="single" w:sz="6" w:space="0" w:color="C4C7C5"/>
-            </w:tcBorders>
-            <w:tcMar>
-              <w:top w:w="120" w:type="dxa"/>
-              <w:left w:w="180" w:type="dxa"/>
-              <w:bottom w:w="120" w:type="dxa"/>
-              <w:right w:w="180" w:type="dxa"/>
-            </w:tcMar>
-            <w:vAlign w:val="center"/>
-            <w:hideMark/>
-          </w:tcPr>
-          <w:p>
-            <w:r>
-              <w:t>AC2.1</w:t>
-            </w:r>
-          </w:p>
-        </w:tc>
-        <w:tc>
-          <w:tcPr>
-            <w:tcW w:w="0" w:type="auto"/>
-            <w:tcBorders>
-              <w:top w:val="single" w:sz="6" w:space="0" w:color="C4C7C5"/>
-              <w:left w:val="single" w:sz="6" w:space="0" w:color="C4C7C5"/>
-              <w:bottom w:val="single" w:sz="6" w:space="0" w:color="C4C7C5"/>
-              <w:right w:val="single" w:sz="6" w:space="0" w:color="C4C7C5"/>
-            </w:tcBorders>
-            <w:tcMar>
-              <w:top w:w="120" w:type="dxa"/>
-              <w:left w:w="180" w:type="dxa"/>
-              <w:bottom w:w="120" w:type="dxa"/>
-              <w:right w:w="180" w:type="dxa"/>
-            </w:tcMar>
-            <w:vAlign w:val="center"/>
-            <w:hideMark/>
-          </w:tcPr>
-          <w:p>
-            <w:r>
-              <w:t>Happy path</w:t>
-            </w:r>
-          </w:p>
-        </w:tc>
-        <w:tc>
-          <w:tcPr>
-            <w:tcW w:w="0" w:type="auto"/>
-            <w:tcBorders>
-              <w:top w:val="single" w:sz="6" w:space="0" w:color="C4C7C5"/>
-              <w:left w:val="single" w:sz="6" w:space="0" w:color="C4C7C5"/>
-              <w:bottom w:val="single" w:sz="6" w:space="0" w:color="C4C7C5"/>
-              <w:right w:val="single" w:sz="6" w:space="0" w:color="C4C7C5"/>
-            </w:tcBorders>
-            <w:tcMar>
-              <w:top w:w="120" w:type="dxa"/>
-              <w:left w:w="180" w:type="dxa"/>
-              <w:bottom w:w="120" w:type="dxa"/>
-              <w:right w:w="180" w:type="dxa"/>
-            </w:tcMar>
-            <w:vAlign w:val="center"/>
-            <w:hideMark/>
-          </w:tcPr>
-          <w:p>
-            <w:r>
-              <w:t>Độc giả có đơn đặt mượn sách trước đó đang ở trạng thái chờ</w:t>
-            </w:r>
-          </w:p>
-        </w:tc>
-        <w:tc>
-          <w:tcPr>
-            <w:tcW w:w="0" w:type="auto"/>
-            <w:tcBorders>
-              <w:top w:val="single" w:sz="6" w:space="0" w:color="C4C7C5"/>
-              <w:left w:val="single" w:sz="6" w:space="0" w:color="C4C7C5"/>
-              <w:bottom w:val="single" w:sz="6" w:space="0" w:color="C4C7C5"/>
-              <w:right w:val="single" w:sz="6" w:space="0" w:color="C4C7C5"/>
-            </w:tcBorders>
-            <w:tcMar>
-              <w:top w:w="120" w:type="dxa"/>
-              <w:left w:w="180" w:type="dxa"/>
-              <w:bottom w:w="120" w:type="dxa"/>
-              <w:right w:w="180" w:type="dxa"/>
-            </w:tcMar>
-            <w:vAlign w:val="center"/>
-            <w:hideMark/>
-          </w:tcPr>
-          <w:p>
-            <w:r>
-              <w:t>Nhân viên thư viện cập nhật trạng thái sách tại quầy thành "Đã sẵn sàng để nhận"</w:t>
-            </w:r>
-          </w:p>
-        </w:tc>
-        <w:tc>
-          <w:tcPr>
-            <w:tcW w:w="0" w:type="auto"/>
-            <w:tcBorders>
-              <w:top w:val="single" w:sz="6" w:space="0" w:color="C4C7C5"/>
-              <w:left w:val="single" w:sz="6" w:space="0" w:color="C4C7C5"/>
-              <w:bottom w:val="single" w:sz="6" w:space="0" w:color="C4C7C5"/>
-              <w:right w:val="single" w:sz="6" w:space="0" w:color="C4C7C5"/>
-            </w:tcBorders>
-            <w:tcMar>
-              <w:top w:w="120" w:type="dxa"/>
-              <w:left w:w="180" w:type="dxa"/>
-              <w:bottom w:w="120" w:type="dxa"/>
-              <w:right w:w="180" w:type="dxa"/>
-            </w:tcMar>
-            <w:vAlign w:val="center"/>
-            <w:hideMark/>
-          </w:tcPr>
-          <w:p>
-            <w:r>
-              <w:t>Hệ thống gửi thông báo đẩy (email/in-app) tới độc giả: "Sách [Tên sách] của bạn đã sẵn sàng, vui lòng đến nhận trước [Thời gian]"</w:t>
+              <w:t>Thủ thư quản lý kho sách (thêm/sửa/xóa sách)</w:t>
+            </w:r>
+          </w:p>
+        </w:tc>
+        <w:tc>
+          <w:tcPr>
+            <w:tcW w:w="0" w:type="auto"/>
+            <w:tcBorders>
+              <w:top w:val="single" w:sz="6" w:space="0" w:color="C4C7C5"/>
+              <w:left w:val="single" w:sz="6" w:space="0" w:color="C4C7C5"/>
+              <w:bottom w:val="single" w:sz="6" w:space="0" w:color="C4C7C5"/>
+              <w:right w:val="single" w:sz="6" w:space="0" w:color="C4C7C5"/>
+            </w:tcBorders>
+            <w:tcMar>
+              <w:top w:w="120" w:type="dxa"/>
+              <w:left w:w="180" w:type="dxa"/>
+              <w:bottom w:w="120" w:type="dxa"/>
+              <w:right w:w="180" w:type="dxa"/>
+            </w:tcMar>
+            <w:vAlign w:val="center"/>
+            <w:hideMark/>
+          </w:tcPr>
+          <w:p>
+            <w:r>
+              <w:t>Must have</w:t>
+            </w:r>
+          </w:p>
+        </w:tc>
+        <w:tc>
+          <w:tcPr>
+            <w:tcW w:w="0" w:type="auto"/>
+            <w:tcBorders>
+              <w:top w:val="single" w:sz="6" w:space="0" w:color="C4C7C5"/>
+              <w:left w:val="single" w:sz="6" w:space="0" w:color="C4C7C5"/>
+              <w:bottom w:val="single" w:sz="6" w:space="0" w:color="C4C7C5"/>
+              <w:right w:val="single" w:sz="6" w:space="0" w:color="C4C7C5"/>
+            </w:tcBorders>
+            <w:tcMar>
+              <w:top w:w="120" w:type="dxa"/>
+              <w:left w:w="180" w:type="dxa"/>
+              <w:bottom w:w="120" w:type="dxa"/>
+              <w:right w:w="180" w:type="dxa"/>
+            </w:tcMar>
+            <w:vAlign w:val="center"/>
+            <w:hideMark/>
+          </w:tcPr>
+          <w:p>
+            <w:r>
+              <w:t>Nếu thủ thư không thể cập nhật danh sách đầu sách vào hệ thống thì độc giả hoàn toàn không có sách để tìm kiếm hay mượn.</w:t>
             </w:r>
           </w:p>
         </w:tc>
@@ -857,131 +622,84 @@
           </w:tcPr>
           <w:p>
             <w:r>
+              <w:lastRenderedPageBreak/>
+              <w:t>4</w:t>
+            </w:r>
+          </w:p>
+        </w:tc>
+        <w:tc>
+          <w:tcPr>
+            <w:tcW w:w="0" w:type="auto"/>
+            <w:tcBorders>
+              <w:top w:val="single" w:sz="6" w:space="0" w:color="C4C7C5"/>
+              <w:left w:val="single" w:sz="6" w:space="0" w:color="C4C7C5"/>
+              <w:bottom w:val="single" w:sz="6" w:space="0" w:color="C4C7C5"/>
+              <w:right w:val="single" w:sz="6" w:space="0" w:color="C4C7C5"/>
+            </w:tcBorders>
+            <w:tcMar>
+              <w:top w:w="120" w:type="dxa"/>
+              <w:left w:w="180" w:type="dxa"/>
+              <w:bottom w:w="120" w:type="dxa"/>
+              <w:right w:w="180" w:type="dxa"/>
+            </w:tcMar>
+            <w:vAlign w:val="center"/>
+            <w:hideMark/>
+          </w:tcPr>
+          <w:p>
+            <w:r>
               <w:rPr>
                 <w:b/>
                 <w:bCs/>
               </w:rPr>
-              <w:t>Story 2</w:t>
-            </w:r>
-          </w:p>
-        </w:tc>
-        <w:tc>
-          <w:tcPr>
-            <w:tcW w:w="0" w:type="auto"/>
-            <w:tcBorders>
-              <w:top w:val="single" w:sz="6" w:space="0" w:color="C4C7C5"/>
-              <w:left w:val="single" w:sz="6" w:space="0" w:color="C4C7C5"/>
-              <w:bottom w:val="single" w:sz="6" w:space="0" w:color="C4C7C5"/>
-              <w:right w:val="single" w:sz="6" w:space="0" w:color="C4C7C5"/>
-            </w:tcBorders>
-            <w:tcMar>
-              <w:top w:w="120" w:type="dxa"/>
-              <w:left w:w="180" w:type="dxa"/>
-              <w:bottom w:w="120" w:type="dxa"/>
-              <w:right w:w="180" w:type="dxa"/>
-            </w:tcMar>
-            <w:vAlign w:val="center"/>
-            <w:hideMark/>
-          </w:tcPr>
-          <w:p>
-            <w:r>
-              <w:t>AC2.2</w:t>
-            </w:r>
-          </w:p>
-        </w:tc>
-        <w:tc>
-          <w:tcPr>
-            <w:tcW w:w="0" w:type="auto"/>
-            <w:tcBorders>
-              <w:top w:val="single" w:sz="6" w:space="0" w:color="C4C7C5"/>
-              <w:left w:val="single" w:sz="6" w:space="0" w:color="C4C7C5"/>
-              <w:bottom w:val="single" w:sz="6" w:space="0" w:color="C4C7C5"/>
-              <w:right w:val="single" w:sz="6" w:space="0" w:color="C4C7C5"/>
-            </w:tcBorders>
-            <w:tcMar>
-              <w:top w:w="120" w:type="dxa"/>
-              <w:left w:w="180" w:type="dxa"/>
-              <w:bottom w:w="120" w:type="dxa"/>
-              <w:right w:w="180" w:type="dxa"/>
-            </w:tcMar>
-            <w:vAlign w:val="center"/>
-            <w:hideMark/>
-          </w:tcPr>
-          <w:p>
-            <w:r>
-              <w:t>Negative case</w:t>
-            </w:r>
-          </w:p>
-        </w:tc>
-        <w:tc>
-          <w:tcPr>
-            <w:tcW w:w="0" w:type="auto"/>
-            <w:tcBorders>
-              <w:top w:val="single" w:sz="6" w:space="0" w:color="C4C7C5"/>
-              <w:left w:val="single" w:sz="6" w:space="0" w:color="C4C7C5"/>
-              <w:bottom w:val="single" w:sz="6" w:space="0" w:color="C4C7C5"/>
-              <w:right w:val="single" w:sz="6" w:space="0" w:color="C4C7C5"/>
-            </w:tcBorders>
-            <w:tcMar>
-              <w:top w:w="120" w:type="dxa"/>
-              <w:left w:w="180" w:type="dxa"/>
-              <w:bottom w:w="120" w:type="dxa"/>
-              <w:right w:w="180" w:type="dxa"/>
-            </w:tcMar>
-            <w:vAlign w:val="center"/>
-            <w:hideMark/>
-          </w:tcPr>
-          <w:p>
-            <w:r>
-              <w:t>Hệ thống xảy ra lỗi kết nối cổng gửi email/thông báo khi sách sẵn sàng</w:t>
-            </w:r>
-          </w:p>
-        </w:tc>
-        <w:tc>
-          <w:tcPr>
-            <w:tcW w:w="0" w:type="auto"/>
-            <w:tcBorders>
-              <w:top w:val="single" w:sz="6" w:space="0" w:color="C4C7C5"/>
-              <w:left w:val="single" w:sz="6" w:space="0" w:color="C4C7C5"/>
-              <w:bottom w:val="single" w:sz="6" w:space="0" w:color="C4C7C5"/>
-              <w:right w:val="single" w:sz="6" w:space="0" w:color="C4C7C5"/>
-            </w:tcBorders>
-            <w:tcMar>
-              <w:top w:w="120" w:type="dxa"/>
-              <w:left w:w="180" w:type="dxa"/>
-              <w:bottom w:w="120" w:type="dxa"/>
-              <w:right w:w="180" w:type="dxa"/>
-            </w:tcMar>
-            <w:vAlign w:val="center"/>
-            <w:hideMark/>
-          </w:tcPr>
-          <w:p>
-            <w:r>
-              <w:t>Hệ thống tiến hành kích hoạt tiến trình gửi thông báo cho độc giả</w:t>
-            </w:r>
-          </w:p>
-        </w:tc>
-        <w:tc>
-          <w:tcPr>
-            <w:tcW w:w="0" w:type="auto"/>
-            <w:tcBorders>
-              <w:top w:val="single" w:sz="6" w:space="0" w:color="C4C7C5"/>
-              <w:left w:val="single" w:sz="6" w:space="0" w:color="C4C7C5"/>
-              <w:bottom w:val="single" w:sz="6" w:space="0" w:color="C4C7C5"/>
-              <w:right w:val="single" w:sz="6" w:space="0" w:color="C4C7C5"/>
-            </w:tcBorders>
-            <w:tcMar>
-              <w:top w:w="120" w:type="dxa"/>
-              <w:left w:w="180" w:type="dxa"/>
-              <w:bottom w:w="120" w:type="dxa"/>
-              <w:right w:w="180" w:type="dxa"/>
-            </w:tcMar>
-            <w:vAlign w:val="center"/>
-            <w:hideMark/>
-          </w:tcPr>
-          <w:p>
-            <w:r>
-              <w:t>Hệ thống ghi log lỗi hệ thống, đồng thời hiển thị trạng thái cảnh báo trên trang quản lý của thủ thư để thực hiện gửi lại thủ công</w:t>
+              <w:t>Gia hạn mượn sách online</w:t>
+            </w:r>
+          </w:p>
+        </w:tc>
+        <w:tc>
+          <w:tcPr>
+            <w:tcW w:w="0" w:type="auto"/>
+            <w:tcBorders>
+              <w:top w:val="single" w:sz="6" w:space="0" w:color="C4C7C5"/>
+              <w:left w:val="single" w:sz="6" w:space="0" w:color="C4C7C5"/>
+              <w:bottom w:val="single" w:sz="6" w:space="0" w:color="C4C7C5"/>
+              <w:right w:val="single" w:sz="6" w:space="0" w:color="C4C7C5"/>
+            </w:tcBorders>
+            <w:tcMar>
+              <w:top w:w="120" w:type="dxa"/>
+              <w:left w:w="180" w:type="dxa"/>
+              <w:bottom w:w="120" w:type="dxa"/>
+              <w:right w:w="180" w:type="dxa"/>
+            </w:tcMar>
+            <w:vAlign w:val="center"/>
+            <w:hideMark/>
+          </w:tcPr>
+          <w:p>
+            <w:r>
+              <w:t>Should have</w:t>
+            </w:r>
+          </w:p>
+        </w:tc>
+        <w:tc>
+          <w:tcPr>
+            <w:tcW w:w="0" w:type="auto"/>
+            <w:tcBorders>
+              <w:top w:val="single" w:sz="6" w:space="0" w:color="C4C7C5"/>
+              <w:left w:val="single" w:sz="6" w:space="0" w:color="C4C7C5"/>
+              <w:bottom w:val="single" w:sz="6" w:space="0" w:color="C4C7C5"/>
+              <w:right w:val="single" w:sz="6" w:space="0" w:color="C4C7C5"/>
+            </w:tcBorders>
+            <w:tcMar>
+              <w:top w:w="120" w:type="dxa"/>
+              <w:left w:w="180" w:type="dxa"/>
+              <w:bottom w:w="120" w:type="dxa"/>
+              <w:right w:w="180" w:type="dxa"/>
+            </w:tcMar>
+            <w:vAlign w:val="center"/>
+            <w:hideMark/>
+          </w:tcPr>
+          <w:p>
+            <w:r>
+              <w:t>Rất quan trọng để tăng sự tiện lợi, nhưng nếu chưa kịp làm ở bản Release 1, độc giả có thể liên hệ trực tiếp quầy thư viện để gia hạn tạm thời (workaround).</w:t>
             </w:r>
           </w:p>
         </w:tc>
@@ -1010,131 +728,83 @@
           </w:tcPr>
           <w:p>
             <w:r>
+              <w:t>8</w:t>
+            </w:r>
+          </w:p>
+        </w:tc>
+        <w:tc>
+          <w:tcPr>
+            <w:tcW w:w="0" w:type="auto"/>
+            <w:tcBorders>
+              <w:top w:val="single" w:sz="6" w:space="0" w:color="C4C7C5"/>
+              <w:left w:val="single" w:sz="6" w:space="0" w:color="C4C7C5"/>
+              <w:bottom w:val="single" w:sz="6" w:space="0" w:color="C4C7C5"/>
+              <w:right w:val="single" w:sz="6" w:space="0" w:color="C4C7C5"/>
+            </w:tcBorders>
+            <w:tcMar>
+              <w:top w:w="120" w:type="dxa"/>
+              <w:left w:w="180" w:type="dxa"/>
+              <w:bottom w:w="120" w:type="dxa"/>
+              <w:right w:w="180" w:type="dxa"/>
+            </w:tcMar>
+            <w:vAlign w:val="center"/>
+            <w:hideMark/>
+          </w:tcPr>
+          <w:p>
+            <w:r>
               <w:rPr>
                 <w:b/>
                 <w:bCs/>
               </w:rPr>
-              <w:t>Story 2</w:t>
-            </w:r>
-          </w:p>
-        </w:tc>
-        <w:tc>
-          <w:tcPr>
-            <w:tcW w:w="0" w:type="auto"/>
-            <w:tcBorders>
-              <w:top w:val="single" w:sz="6" w:space="0" w:color="C4C7C5"/>
-              <w:left w:val="single" w:sz="6" w:space="0" w:color="C4C7C5"/>
-              <w:bottom w:val="single" w:sz="6" w:space="0" w:color="C4C7C5"/>
-              <w:right w:val="single" w:sz="6" w:space="0" w:color="C4C7C5"/>
-            </w:tcBorders>
-            <w:tcMar>
-              <w:top w:w="120" w:type="dxa"/>
-              <w:left w:w="180" w:type="dxa"/>
-              <w:bottom w:w="120" w:type="dxa"/>
-              <w:right w:w="180" w:type="dxa"/>
-            </w:tcMar>
-            <w:vAlign w:val="center"/>
-            <w:hideMark/>
-          </w:tcPr>
-          <w:p>
-            <w:r>
-              <w:t>AC2.3</w:t>
-            </w:r>
-          </w:p>
-        </w:tc>
-        <w:tc>
-          <w:tcPr>
-            <w:tcW w:w="0" w:type="auto"/>
-            <w:tcBorders>
-              <w:top w:val="single" w:sz="6" w:space="0" w:color="C4C7C5"/>
-              <w:left w:val="single" w:sz="6" w:space="0" w:color="C4C7C5"/>
-              <w:bottom w:val="single" w:sz="6" w:space="0" w:color="C4C7C5"/>
-              <w:right w:val="single" w:sz="6" w:space="0" w:color="C4C7C5"/>
-            </w:tcBorders>
-            <w:tcMar>
-              <w:top w:w="120" w:type="dxa"/>
-              <w:left w:w="180" w:type="dxa"/>
-              <w:bottom w:w="120" w:type="dxa"/>
-              <w:right w:w="180" w:type="dxa"/>
-            </w:tcMar>
-            <w:vAlign w:val="center"/>
-            <w:hideMark/>
-          </w:tcPr>
-          <w:p>
-            <w:r>
-              <w:t>Edge case</w:t>
-            </w:r>
-          </w:p>
-        </w:tc>
-        <w:tc>
-          <w:tcPr>
-            <w:tcW w:w="0" w:type="auto"/>
-            <w:tcBorders>
-              <w:top w:val="single" w:sz="6" w:space="0" w:color="C4C7C5"/>
-              <w:left w:val="single" w:sz="6" w:space="0" w:color="C4C7C5"/>
-              <w:bottom w:val="single" w:sz="6" w:space="0" w:color="C4C7C5"/>
-              <w:right w:val="single" w:sz="6" w:space="0" w:color="C4C7C5"/>
-            </w:tcBorders>
-            <w:tcMar>
-              <w:top w:w="120" w:type="dxa"/>
-              <w:left w:w="180" w:type="dxa"/>
-              <w:bottom w:w="120" w:type="dxa"/>
-              <w:right w:w="180" w:type="dxa"/>
-            </w:tcMar>
-            <w:vAlign w:val="center"/>
-            <w:hideMark/>
-          </w:tcPr>
-          <w:p>
-            <w:r>
-              <w:t>Thời gian giữ chỗ 48 giờ của độc giả chỉ còn đúng 2 tiếng nữa là hết hạn và độc giả vẫn chưa đến nhận</w:t>
-            </w:r>
-          </w:p>
-        </w:tc>
-        <w:tc>
-          <w:tcPr>
-            <w:tcW w:w="0" w:type="auto"/>
-            <w:tcBorders>
-              <w:top w:val="single" w:sz="6" w:space="0" w:color="C4C7C5"/>
-              <w:left w:val="single" w:sz="6" w:space="0" w:color="C4C7C5"/>
-              <w:bottom w:val="single" w:sz="6" w:space="0" w:color="C4C7C5"/>
-              <w:right w:val="single" w:sz="6" w:space="0" w:color="C4C7C5"/>
-            </w:tcBorders>
-            <w:tcMar>
-              <w:top w:w="120" w:type="dxa"/>
-              <w:left w:w="180" w:type="dxa"/>
-              <w:bottom w:w="120" w:type="dxa"/>
-              <w:right w:w="180" w:type="dxa"/>
-            </w:tcMar>
-            <w:vAlign w:val="center"/>
-            <w:hideMark/>
-          </w:tcPr>
-          <w:p>
-            <w:r>
-              <w:t>Hệ thống tự động kiểm tra mốc thời gian trước hạn 2 giờ</w:t>
-            </w:r>
-          </w:p>
-        </w:tc>
-        <w:tc>
-          <w:tcPr>
-            <w:tcW w:w="0" w:type="auto"/>
-            <w:tcBorders>
-              <w:top w:val="single" w:sz="6" w:space="0" w:color="C4C7C5"/>
-              <w:left w:val="single" w:sz="6" w:space="0" w:color="C4C7C5"/>
-              <w:bottom w:val="single" w:sz="6" w:space="0" w:color="C4C7C5"/>
-              <w:right w:val="single" w:sz="6" w:space="0" w:color="C4C7C5"/>
-            </w:tcBorders>
-            <w:tcMar>
-              <w:top w:w="120" w:type="dxa"/>
-              <w:left w:w="180" w:type="dxa"/>
-              <w:bottom w:w="120" w:type="dxa"/>
-              <w:right w:w="180" w:type="dxa"/>
-            </w:tcMar>
-            <w:vAlign w:val="center"/>
-            <w:hideMark/>
-          </w:tcPr>
-          <w:p>
-            <w:r>
-              <w:t>Hệ thống gửi một thông báo nhắc nhở khẩn cấp: "Sách của bạn sắp hết hạn giữ chỗ trong 2 giờ tới, hãy đến nhận ngay"</w:t>
+              <w:t>Thông báo email khi sắp đến hạn trả sách</w:t>
+            </w:r>
+          </w:p>
+        </w:tc>
+        <w:tc>
+          <w:tcPr>
+            <w:tcW w:w="0" w:type="auto"/>
+            <w:tcBorders>
+              <w:top w:val="single" w:sz="6" w:space="0" w:color="C4C7C5"/>
+              <w:left w:val="single" w:sz="6" w:space="0" w:color="C4C7C5"/>
+              <w:bottom w:val="single" w:sz="6" w:space="0" w:color="C4C7C5"/>
+              <w:right w:val="single" w:sz="6" w:space="0" w:color="C4C7C5"/>
+            </w:tcBorders>
+            <w:tcMar>
+              <w:top w:w="120" w:type="dxa"/>
+              <w:left w:w="180" w:type="dxa"/>
+              <w:bottom w:w="120" w:type="dxa"/>
+              <w:right w:w="180" w:type="dxa"/>
+            </w:tcMar>
+            <w:vAlign w:val="center"/>
+            <w:hideMark/>
+          </w:tcPr>
+          <w:p>
+            <w:r>
+              <w:t>Should have</w:t>
+            </w:r>
+          </w:p>
+        </w:tc>
+        <w:tc>
+          <w:tcPr>
+            <w:tcW w:w="0" w:type="auto"/>
+            <w:tcBorders>
+              <w:top w:val="single" w:sz="6" w:space="0" w:color="C4C7C5"/>
+              <w:left w:val="single" w:sz="6" w:space="0" w:color="C4C7C5"/>
+              <w:bottom w:val="single" w:sz="6" w:space="0" w:color="C4C7C5"/>
+              <w:right w:val="single" w:sz="6" w:space="0" w:color="C4C7C5"/>
+            </w:tcBorders>
+            <w:tcMar>
+              <w:top w:w="120" w:type="dxa"/>
+              <w:left w:w="180" w:type="dxa"/>
+              <w:bottom w:w="120" w:type="dxa"/>
+              <w:right w:w="180" w:type="dxa"/>
+            </w:tcMar>
+            <w:vAlign w:val="center"/>
+            <w:hideMark/>
+          </w:tcPr>
+          <w:p>
+            <w:r>
+              <w:t>Giúp nhắc nhở hạn trả sách hiệu quả, nhưng có thể thay thế tạm thời bằng việc độc giả tự nhớ hoặc ghi chú thủ công trên giấy (workaround).</w:t>
             </w:r>
           </w:p>
         </w:tc>
@@ -1163,138 +833,83 @@
           </w:tcPr>
           <w:p>
             <w:r>
+              <w:t>9</w:t>
+            </w:r>
+          </w:p>
+        </w:tc>
+        <w:tc>
+          <w:tcPr>
+            <w:tcW w:w="0" w:type="auto"/>
+            <w:tcBorders>
+              <w:top w:val="single" w:sz="6" w:space="0" w:color="C4C7C5"/>
+              <w:left w:val="single" w:sz="6" w:space="0" w:color="C4C7C5"/>
+              <w:bottom w:val="single" w:sz="6" w:space="0" w:color="C4C7C5"/>
+              <w:right w:val="single" w:sz="6" w:space="0" w:color="C4C7C5"/>
+            </w:tcBorders>
+            <w:tcMar>
+              <w:top w:w="120" w:type="dxa"/>
+              <w:left w:w="180" w:type="dxa"/>
+              <w:bottom w:w="120" w:type="dxa"/>
+              <w:right w:w="180" w:type="dxa"/>
+            </w:tcMar>
+            <w:vAlign w:val="center"/>
+            <w:hideMark/>
+          </w:tcPr>
+          <w:p>
+            <w:r>
               <w:rPr>
                 <w:b/>
                 <w:bCs/>
               </w:rPr>
-              <w:t>Story 3</w:t>
-            </w:r>
-          </w:p>
-        </w:tc>
-        <w:tc>
-          <w:tcPr>
-            <w:tcW w:w="0" w:type="auto"/>
-            <w:tcBorders>
-              <w:top w:val="single" w:sz="6" w:space="0" w:color="C4C7C5"/>
-              <w:left w:val="single" w:sz="6" w:space="0" w:color="C4C7C5"/>
-              <w:bottom w:val="single" w:sz="6" w:space="0" w:color="C4C7C5"/>
-              <w:right w:val="single" w:sz="6" w:space="0" w:color="C4C7C5"/>
-            </w:tcBorders>
-            <w:tcMar>
-              <w:top w:w="120" w:type="dxa"/>
-              <w:left w:w="180" w:type="dxa"/>
-              <w:bottom w:w="120" w:type="dxa"/>
-              <w:right w:w="180" w:type="dxa"/>
-            </w:tcMar>
-            <w:vAlign w:val="center"/>
-            <w:hideMark/>
-          </w:tcPr>
-          <w:p>
-            <w:r>
-              <w:t>AC3.1</w:t>
-            </w:r>
-          </w:p>
-        </w:tc>
-        <w:tc>
-          <w:tcPr>
-            <w:tcW w:w="0" w:type="auto"/>
-            <w:tcBorders>
-              <w:top w:val="single" w:sz="6" w:space="0" w:color="C4C7C5"/>
-              <w:left w:val="single" w:sz="6" w:space="0" w:color="C4C7C5"/>
-              <w:bottom w:val="single" w:sz="6" w:space="0" w:color="C4C7C5"/>
-              <w:right w:val="single" w:sz="6" w:space="0" w:color="C4C7C5"/>
-            </w:tcBorders>
-            <w:tcMar>
-              <w:top w:w="120" w:type="dxa"/>
-              <w:left w:w="180" w:type="dxa"/>
-              <w:bottom w:w="120" w:type="dxa"/>
-              <w:right w:w="180" w:type="dxa"/>
-            </w:tcMar>
-            <w:vAlign w:val="center"/>
-            <w:hideMark/>
-          </w:tcPr>
-          <w:p>
-            <w:r>
-              <w:t>Ràng buộc nghiệp vụ</w:t>
-            </w:r>
-          </w:p>
-        </w:tc>
-        <w:tc>
-          <w:tcPr>
-            <w:tcW w:w="0" w:type="auto"/>
-            <w:tcBorders>
-              <w:top w:val="single" w:sz="6" w:space="0" w:color="C4C7C5"/>
-              <w:left w:val="single" w:sz="6" w:space="0" w:color="C4C7C5"/>
-              <w:bottom w:val="single" w:sz="6" w:space="0" w:color="C4C7C5"/>
-              <w:right w:val="single" w:sz="6" w:space="0" w:color="C4C7C5"/>
-            </w:tcBorders>
-            <w:tcMar>
-              <w:top w:w="120" w:type="dxa"/>
-              <w:left w:w="180" w:type="dxa"/>
-              <w:bottom w:w="120" w:type="dxa"/>
-              <w:right w:w="180" w:type="dxa"/>
-            </w:tcMar>
-            <w:vAlign w:val="center"/>
-            <w:hideMark/>
-          </w:tcPr>
-          <w:p>
-            <w:r>
-              <w:t xml:space="preserve">Độc giả A đang mượn số sách đạt giới hạn tối đa </w:t>
-            </w:r>
-            <w:r>
-              <w:rPr>
-                <w:i/>
-                <w:iCs/>
-              </w:rPr>
-              <w:t>(Giả định: tối đa 5 cuốn/độc giả)</w:t>
-            </w:r>
-          </w:p>
-        </w:tc>
-        <w:tc>
-          <w:tcPr>
-            <w:tcW w:w="0" w:type="auto"/>
-            <w:tcBorders>
-              <w:top w:val="single" w:sz="6" w:space="0" w:color="C4C7C5"/>
-              <w:left w:val="single" w:sz="6" w:space="0" w:color="C4C7C5"/>
-              <w:bottom w:val="single" w:sz="6" w:space="0" w:color="C4C7C5"/>
-              <w:right w:val="single" w:sz="6" w:space="0" w:color="C4C7C5"/>
-            </w:tcBorders>
-            <w:tcMar>
-              <w:top w:w="120" w:type="dxa"/>
-              <w:left w:w="180" w:type="dxa"/>
-              <w:bottom w:w="120" w:type="dxa"/>
-              <w:right w:w="180" w:type="dxa"/>
-            </w:tcMar>
-            <w:vAlign w:val="center"/>
-            <w:hideMark/>
-          </w:tcPr>
-          <w:p>
-            <w:r>
-              <w:t>Độc giả A tiến hành thao tác đặt mượn thêm một cuốn sách khác</w:t>
-            </w:r>
-          </w:p>
-        </w:tc>
-        <w:tc>
-          <w:tcPr>
-            <w:tcW w:w="0" w:type="auto"/>
-            <w:tcBorders>
-              <w:top w:val="single" w:sz="6" w:space="0" w:color="C4C7C5"/>
-              <w:left w:val="single" w:sz="6" w:space="0" w:color="C4C7C5"/>
-              <w:bottom w:val="single" w:sz="6" w:space="0" w:color="C4C7C5"/>
-              <w:right w:val="single" w:sz="6" w:space="0" w:color="C4C7C5"/>
-            </w:tcBorders>
-            <w:tcMar>
-              <w:top w:w="120" w:type="dxa"/>
-              <w:left w:w="180" w:type="dxa"/>
-              <w:bottom w:w="120" w:type="dxa"/>
-              <w:right w:w="180" w:type="dxa"/>
-            </w:tcMar>
-            <w:vAlign w:val="center"/>
-            <w:hideMark/>
-          </w:tcPr>
-          <w:p>
-            <w:r>
-              <w:t>Hệ thống từ chối tạo đơn mượn mới và hiển thị thông báo: "Bạn đã đạt giới hạn tối đa 5 cuốn sách được mượn cùng lúc"</w:t>
+              <w:t>Xem lịch sử mượn sách của bản thân</w:t>
+            </w:r>
+          </w:p>
+        </w:tc>
+        <w:tc>
+          <w:tcPr>
+            <w:tcW w:w="0" w:type="auto"/>
+            <w:tcBorders>
+              <w:top w:val="single" w:sz="6" w:space="0" w:color="C4C7C5"/>
+              <w:left w:val="single" w:sz="6" w:space="0" w:color="C4C7C5"/>
+              <w:bottom w:val="single" w:sz="6" w:space="0" w:color="C4C7C5"/>
+              <w:right w:val="single" w:sz="6" w:space="0" w:color="C4C7C5"/>
+            </w:tcBorders>
+            <w:tcMar>
+              <w:top w:w="120" w:type="dxa"/>
+              <w:left w:w="180" w:type="dxa"/>
+              <w:bottom w:w="120" w:type="dxa"/>
+              <w:right w:w="180" w:type="dxa"/>
+            </w:tcMar>
+            <w:vAlign w:val="center"/>
+            <w:hideMark/>
+          </w:tcPr>
+          <w:p>
+            <w:r>
+              <w:t>Should have</w:t>
+            </w:r>
+          </w:p>
+        </w:tc>
+        <w:tc>
+          <w:tcPr>
+            <w:tcW w:w="0" w:type="auto"/>
+            <w:tcBorders>
+              <w:top w:val="single" w:sz="6" w:space="0" w:color="C4C7C5"/>
+              <w:left w:val="single" w:sz="6" w:space="0" w:color="C4C7C5"/>
+              <w:bottom w:val="single" w:sz="6" w:space="0" w:color="C4C7C5"/>
+              <w:right w:val="single" w:sz="6" w:space="0" w:color="C4C7C5"/>
+            </w:tcBorders>
+            <w:tcMar>
+              <w:top w:w="120" w:type="dxa"/>
+              <w:left w:w="180" w:type="dxa"/>
+              <w:bottom w:w="120" w:type="dxa"/>
+              <w:right w:w="180" w:type="dxa"/>
+            </w:tcMar>
+            <w:vAlign w:val="center"/>
+            <w:hideMark/>
+          </w:tcPr>
+          <w:p>
+            <w:r>
+              <w:t>Cung cấp thông tin hữu ích về các lần mượn trước, nhưng không ảnh hưởng trực tiếp đến nghiệp vụ mượn sách mới tại thời điểm phát hành đầu tiên.</w:t>
             </w:r>
           </w:p>
         </w:tc>
@@ -1323,131 +938,503 @@
           </w:tcPr>
           <w:p>
             <w:r>
+              <w:t>5</w:t>
+            </w:r>
+          </w:p>
+        </w:tc>
+        <w:tc>
+          <w:tcPr>
+            <w:tcW w:w="0" w:type="auto"/>
+            <w:tcBorders>
+              <w:top w:val="single" w:sz="6" w:space="0" w:color="C4C7C5"/>
+              <w:left w:val="single" w:sz="6" w:space="0" w:color="C4C7C5"/>
+              <w:bottom w:val="single" w:sz="6" w:space="0" w:color="C4C7C5"/>
+              <w:right w:val="single" w:sz="6" w:space="0" w:color="C4C7C5"/>
+            </w:tcBorders>
+            <w:tcMar>
+              <w:top w:w="120" w:type="dxa"/>
+              <w:left w:w="180" w:type="dxa"/>
+              <w:bottom w:w="120" w:type="dxa"/>
+              <w:right w:w="180" w:type="dxa"/>
+            </w:tcMar>
+            <w:vAlign w:val="center"/>
+            <w:hideMark/>
+          </w:tcPr>
+          <w:p>
+            <w:r>
               <w:rPr>
                 <w:b/>
                 <w:bCs/>
               </w:rPr>
-              <w:t>Story 3</w:t>
-            </w:r>
-          </w:p>
-        </w:tc>
-        <w:tc>
-          <w:tcPr>
-            <w:tcW w:w="0" w:type="auto"/>
-            <w:tcBorders>
-              <w:top w:val="single" w:sz="6" w:space="0" w:color="C4C7C5"/>
-              <w:left w:val="single" w:sz="6" w:space="0" w:color="C4C7C5"/>
-              <w:bottom w:val="single" w:sz="6" w:space="0" w:color="C4C7C5"/>
-              <w:right w:val="single" w:sz="6" w:space="0" w:color="C4C7C5"/>
-            </w:tcBorders>
-            <w:tcMar>
-              <w:top w:w="120" w:type="dxa"/>
-              <w:left w:w="180" w:type="dxa"/>
-              <w:bottom w:w="120" w:type="dxa"/>
-              <w:right w:w="180" w:type="dxa"/>
-            </w:tcMar>
-            <w:vAlign w:val="center"/>
-            <w:hideMark/>
-          </w:tcPr>
-          <w:p>
-            <w:r>
-              <w:t>AC3.2</w:t>
-            </w:r>
-          </w:p>
-        </w:tc>
-        <w:tc>
-          <w:tcPr>
-            <w:tcW w:w="0" w:type="auto"/>
-            <w:tcBorders>
-              <w:top w:val="single" w:sz="6" w:space="0" w:color="C4C7C5"/>
-              <w:left w:val="single" w:sz="6" w:space="0" w:color="C4C7C5"/>
-              <w:bottom w:val="single" w:sz="6" w:space="0" w:color="C4C7C5"/>
-              <w:right w:val="single" w:sz="6" w:space="0" w:color="C4C7C5"/>
-            </w:tcBorders>
-            <w:tcMar>
-              <w:top w:w="120" w:type="dxa"/>
-              <w:left w:w="180" w:type="dxa"/>
-              <w:bottom w:w="120" w:type="dxa"/>
-              <w:right w:w="180" w:type="dxa"/>
-            </w:tcMar>
-            <w:vAlign w:val="center"/>
-            <w:hideMark/>
-          </w:tcPr>
-          <w:p>
-            <w:r>
-              <w:t>Happy path</w:t>
-            </w:r>
-          </w:p>
-        </w:tc>
-        <w:tc>
-          <w:tcPr>
-            <w:tcW w:w="0" w:type="auto"/>
-            <w:tcBorders>
-              <w:top w:val="single" w:sz="6" w:space="0" w:color="C4C7C5"/>
-              <w:left w:val="single" w:sz="6" w:space="0" w:color="C4C7C5"/>
-              <w:bottom w:val="single" w:sz="6" w:space="0" w:color="C4C7C5"/>
-              <w:right w:val="single" w:sz="6" w:space="0" w:color="C4C7C5"/>
-            </w:tcBorders>
-            <w:tcMar>
-              <w:top w:w="120" w:type="dxa"/>
-              <w:left w:w="180" w:type="dxa"/>
-              <w:bottom w:w="120" w:type="dxa"/>
-              <w:right w:w="180" w:type="dxa"/>
-            </w:tcMar>
-            <w:vAlign w:val="center"/>
-            <w:hideMark/>
-          </w:tcPr>
-          <w:p>
-            <w:r>
-              <w:t>Độc giả B đang mượn 2 cuốn sách (chưa chạm giới hạn tối đa 5 cuốn)</w:t>
-            </w:r>
-          </w:p>
-        </w:tc>
-        <w:tc>
-          <w:tcPr>
-            <w:tcW w:w="0" w:type="auto"/>
-            <w:tcBorders>
-              <w:top w:val="single" w:sz="6" w:space="0" w:color="C4C7C5"/>
-              <w:left w:val="single" w:sz="6" w:space="0" w:color="C4C7C5"/>
-              <w:bottom w:val="single" w:sz="6" w:space="0" w:color="C4C7C5"/>
-              <w:right w:val="single" w:sz="6" w:space="0" w:color="C4C7C5"/>
-            </w:tcBorders>
-            <w:tcMar>
-              <w:top w:w="120" w:type="dxa"/>
-              <w:left w:w="180" w:type="dxa"/>
-              <w:bottom w:w="120" w:type="dxa"/>
-              <w:right w:w="180" w:type="dxa"/>
-            </w:tcMar>
-            <w:vAlign w:val="center"/>
-            <w:hideMark/>
-          </w:tcPr>
-          <w:p>
-            <w:r>
-              <w:t>Độc giả B gửi yêu cầu đặt mượn thêm 1 cuốn sách mới</w:t>
-            </w:r>
-          </w:p>
-        </w:tc>
-        <w:tc>
-          <w:tcPr>
-            <w:tcW w:w="0" w:type="auto"/>
-            <w:tcBorders>
-              <w:top w:val="single" w:sz="6" w:space="0" w:color="C4C7C5"/>
-              <w:left w:val="single" w:sz="6" w:space="0" w:color="C4C7C5"/>
-              <w:bottom w:val="single" w:sz="6" w:space="0" w:color="C4C7C5"/>
-              <w:right w:val="single" w:sz="6" w:space="0" w:color="C4C7C5"/>
-            </w:tcBorders>
-            <w:tcMar>
-              <w:top w:w="120" w:type="dxa"/>
-              <w:left w:w="180" w:type="dxa"/>
-              <w:bottom w:w="120" w:type="dxa"/>
-              <w:right w:w="180" w:type="dxa"/>
-            </w:tcMar>
-            <w:vAlign w:val="center"/>
-            <w:hideMark/>
-          </w:tcPr>
-          <w:p>
-            <w:r>
-              <w:t>Hệ thống cho phép tạo phiếu đặt mượn thành công bình thường</w:t>
+              <w:t>Đặt trước sách khi hết (kèm thông báo khi sách có sẵn)</w:t>
+            </w:r>
+          </w:p>
+        </w:tc>
+        <w:tc>
+          <w:tcPr>
+            <w:tcW w:w="0" w:type="auto"/>
+            <w:tcBorders>
+              <w:top w:val="single" w:sz="6" w:space="0" w:color="C4C7C5"/>
+              <w:left w:val="single" w:sz="6" w:space="0" w:color="C4C7C5"/>
+              <w:bottom w:val="single" w:sz="6" w:space="0" w:color="C4C7C5"/>
+              <w:right w:val="single" w:sz="6" w:space="0" w:color="C4C7C5"/>
+            </w:tcBorders>
+            <w:tcMar>
+              <w:top w:w="120" w:type="dxa"/>
+              <w:left w:w="180" w:type="dxa"/>
+              <w:bottom w:w="120" w:type="dxa"/>
+              <w:right w:w="180" w:type="dxa"/>
+            </w:tcMar>
+            <w:vAlign w:val="center"/>
+            <w:hideMark/>
+          </w:tcPr>
+          <w:p>
+            <w:r>
+              <w:t>Could have</w:t>
+            </w:r>
+          </w:p>
+        </w:tc>
+        <w:tc>
+          <w:tcPr>
+            <w:tcW w:w="0" w:type="auto"/>
+            <w:tcBorders>
+              <w:top w:val="single" w:sz="6" w:space="0" w:color="C4C7C5"/>
+              <w:left w:val="single" w:sz="6" w:space="0" w:color="C4C7C5"/>
+              <w:bottom w:val="single" w:sz="6" w:space="0" w:color="C4C7C5"/>
+              <w:right w:val="single" w:sz="6" w:space="0" w:color="C4C7C5"/>
+            </w:tcBorders>
+            <w:tcMar>
+              <w:top w:w="120" w:type="dxa"/>
+              <w:left w:w="180" w:type="dxa"/>
+              <w:bottom w:w="120" w:type="dxa"/>
+              <w:right w:w="180" w:type="dxa"/>
+            </w:tcMar>
+            <w:vAlign w:val="center"/>
+            <w:hideMark/>
+          </w:tcPr>
+          <w:p>
+            <w:r>
+              <w:t>Tính năng này nâng cao trải nghiệm khi sách hết, nhưng nếu cắt đi thì độc giả chỉ cần đợi đến khi sách có sẵn rồi mượn thủ công (ít ảnh hưởng nghiêm trọng).</w:t>
+            </w:r>
+          </w:p>
+        </w:tc>
+      </w:tr>
+      <w:tr>
+        <w:trPr>
+          <w:tblCellSpacing w:w="15" w:type="dxa"/>
+        </w:trPr>
+        <w:tc>
+          <w:tcPr>
+            <w:tcW w:w="0" w:type="auto"/>
+            <w:tcBorders>
+              <w:top w:val="single" w:sz="6" w:space="0" w:color="C4C7C5"/>
+              <w:left w:val="single" w:sz="6" w:space="0" w:color="C4C7C5"/>
+              <w:bottom w:val="single" w:sz="6" w:space="0" w:color="C4C7C5"/>
+              <w:right w:val="single" w:sz="6" w:space="0" w:color="C4C7C5"/>
+            </w:tcBorders>
+            <w:tcMar>
+              <w:top w:w="120" w:type="dxa"/>
+              <w:left w:w="180" w:type="dxa"/>
+              <w:bottom w:w="120" w:type="dxa"/>
+              <w:right w:w="180" w:type="dxa"/>
+            </w:tcMar>
+            <w:vAlign w:val="center"/>
+            <w:hideMark/>
+          </w:tcPr>
+          <w:p>
+            <w:r>
+              <w:t>6</w:t>
+            </w:r>
+          </w:p>
+        </w:tc>
+        <w:tc>
+          <w:tcPr>
+            <w:tcW w:w="0" w:type="auto"/>
+            <w:tcBorders>
+              <w:top w:val="single" w:sz="6" w:space="0" w:color="C4C7C5"/>
+              <w:left w:val="single" w:sz="6" w:space="0" w:color="C4C7C5"/>
+              <w:bottom w:val="single" w:sz="6" w:space="0" w:color="C4C7C5"/>
+              <w:right w:val="single" w:sz="6" w:space="0" w:color="C4C7C5"/>
+            </w:tcBorders>
+            <w:tcMar>
+              <w:top w:w="120" w:type="dxa"/>
+              <w:left w:w="180" w:type="dxa"/>
+              <w:bottom w:w="120" w:type="dxa"/>
+              <w:right w:w="180" w:type="dxa"/>
+            </w:tcMar>
+            <w:vAlign w:val="center"/>
+            <w:hideMark/>
+          </w:tcPr>
+          <w:p>
+            <w:r>
+              <w:rPr>
+                <w:b/>
+                <w:bCs/>
+              </w:rPr>
+              <w:t>Đánh giá &amp; bình luận sách sau khi đọc</w:t>
+            </w:r>
+          </w:p>
+        </w:tc>
+        <w:tc>
+          <w:tcPr>
+            <w:tcW w:w="0" w:type="auto"/>
+            <w:tcBorders>
+              <w:top w:val="single" w:sz="6" w:space="0" w:color="C4C7C5"/>
+              <w:left w:val="single" w:sz="6" w:space="0" w:color="C4C7C5"/>
+              <w:bottom w:val="single" w:sz="6" w:space="0" w:color="C4C7C5"/>
+              <w:right w:val="single" w:sz="6" w:space="0" w:color="C4C7C5"/>
+            </w:tcBorders>
+            <w:tcMar>
+              <w:top w:w="120" w:type="dxa"/>
+              <w:left w:w="180" w:type="dxa"/>
+              <w:bottom w:w="120" w:type="dxa"/>
+              <w:right w:w="180" w:type="dxa"/>
+            </w:tcMar>
+            <w:vAlign w:val="center"/>
+            <w:hideMark/>
+          </w:tcPr>
+          <w:p>
+            <w:r>
+              <w:t>Could have</w:t>
+            </w:r>
+          </w:p>
+        </w:tc>
+        <w:tc>
+          <w:tcPr>
+            <w:tcW w:w="0" w:type="auto"/>
+            <w:tcBorders>
+              <w:top w:val="single" w:sz="6" w:space="0" w:color="C4C7C5"/>
+              <w:left w:val="single" w:sz="6" w:space="0" w:color="C4C7C5"/>
+              <w:bottom w:val="single" w:sz="6" w:space="0" w:color="C4C7C5"/>
+              <w:right w:val="single" w:sz="6" w:space="0" w:color="C4C7C5"/>
+            </w:tcBorders>
+            <w:tcMar>
+              <w:top w:w="120" w:type="dxa"/>
+              <w:left w:w="180" w:type="dxa"/>
+              <w:bottom w:w="120" w:type="dxa"/>
+              <w:right w:w="180" w:type="dxa"/>
+            </w:tcMar>
+            <w:vAlign w:val="center"/>
+            <w:hideMark/>
+          </w:tcPr>
+          <w:p>
+            <w:r>
+              <w:t>Giúp tăng tính tương tác cộng đồng, nhưng vắng mặt tính năng này thì hệ thống vẫn hoàn thành tốt chức năng cho mượn sách chính.</w:t>
+            </w:r>
+          </w:p>
+        </w:tc>
+      </w:tr>
+      <w:tr>
+        <w:trPr>
+          <w:tblCellSpacing w:w="15" w:type="dxa"/>
+        </w:trPr>
+        <w:tc>
+          <w:tcPr>
+            <w:tcW w:w="0" w:type="auto"/>
+            <w:tcBorders>
+              <w:top w:val="single" w:sz="6" w:space="0" w:color="C4C7C5"/>
+              <w:left w:val="single" w:sz="6" w:space="0" w:color="C4C7C5"/>
+              <w:bottom w:val="single" w:sz="6" w:space="0" w:color="C4C7C5"/>
+              <w:right w:val="single" w:sz="6" w:space="0" w:color="C4C7C5"/>
+            </w:tcBorders>
+            <w:tcMar>
+              <w:top w:w="120" w:type="dxa"/>
+              <w:left w:w="180" w:type="dxa"/>
+              <w:bottom w:w="120" w:type="dxa"/>
+              <w:right w:w="180" w:type="dxa"/>
+            </w:tcMar>
+            <w:vAlign w:val="center"/>
+            <w:hideMark/>
+          </w:tcPr>
+          <w:p>
+            <w:r>
+              <w:t>11</w:t>
+            </w:r>
+          </w:p>
+        </w:tc>
+        <w:tc>
+          <w:tcPr>
+            <w:tcW w:w="0" w:type="auto"/>
+            <w:tcBorders>
+              <w:top w:val="single" w:sz="6" w:space="0" w:color="C4C7C5"/>
+              <w:left w:val="single" w:sz="6" w:space="0" w:color="C4C7C5"/>
+              <w:bottom w:val="single" w:sz="6" w:space="0" w:color="C4C7C5"/>
+              <w:right w:val="single" w:sz="6" w:space="0" w:color="C4C7C5"/>
+            </w:tcBorders>
+            <w:tcMar>
+              <w:top w:w="120" w:type="dxa"/>
+              <w:left w:w="180" w:type="dxa"/>
+              <w:bottom w:w="120" w:type="dxa"/>
+              <w:right w:w="180" w:type="dxa"/>
+            </w:tcMar>
+            <w:vAlign w:val="center"/>
+            <w:hideMark/>
+          </w:tcPr>
+          <w:p>
+            <w:r>
+              <w:rPr>
+                <w:b/>
+                <w:bCs/>
+              </w:rPr>
+              <w:t>Chat trực tiếp với thủ thư</w:t>
+            </w:r>
+          </w:p>
+        </w:tc>
+        <w:tc>
+          <w:tcPr>
+            <w:tcW w:w="0" w:type="auto"/>
+            <w:tcBorders>
+              <w:top w:val="single" w:sz="6" w:space="0" w:color="C4C7C5"/>
+              <w:left w:val="single" w:sz="6" w:space="0" w:color="C4C7C5"/>
+              <w:bottom w:val="single" w:sz="6" w:space="0" w:color="C4C7C5"/>
+              <w:right w:val="single" w:sz="6" w:space="0" w:color="C4C7C5"/>
+            </w:tcBorders>
+            <w:tcMar>
+              <w:top w:w="120" w:type="dxa"/>
+              <w:left w:w="180" w:type="dxa"/>
+              <w:bottom w:w="120" w:type="dxa"/>
+              <w:right w:w="180" w:type="dxa"/>
+            </w:tcMar>
+            <w:vAlign w:val="center"/>
+            <w:hideMark/>
+          </w:tcPr>
+          <w:p>
+            <w:r>
+              <w:t>Could have</w:t>
+            </w:r>
+          </w:p>
+        </w:tc>
+        <w:tc>
+          <w:tcPr>
+            <w:tcW w:w="0" w:type="auto"/>
+            <w:tcBorders>
+              <w:top w:val="single" w:sz="6" w:space="0" w:color="C4C7C5"/>
+              <w:left w:val="single" w:sz="6" w:space="0" w:color="C4C7C5"/>
+              <w:bottom w:val="single" w:sz="6" w:space="0" w:color="C4C7C5"/>
+              <w:right w:val="single" w:sz="6" w:space="0" w:color="C4C7C5"/>
+            </w:tcBorders>
+            <w:tcMar>
+              <w:top w:w="120" w:type="dxa"/>
+              <w:left w:w="180" w:type="dxa"/>
+              <w:bottom w:w="120" w:type="dxa"/>
+              <w:right w:w="180" w:type="dxa"/>
+            </w:tcMar>
+            <w:vAlign w:val="center"/>
+            <w:hideMark/>
+          </w:tcPr>
+          <w:p>
+            <w:r>
+              <w:t>Tăng sự hỗ trợ nhanh chóng, tuy nhiên người dùng vẫn có thể liên hệ qua hotline/email hoặc đến quầy trực tiếp (bỏ đi ảnh hưởng nhỏ).</w:t>
+            </w:r>
+          </w:p>
+        </w:tc>
+      </w:tr>
+      <w:tr>
+        <w:trPr>
+          <w:tblCellSpacing w:w="15" w:type="dxa"/>
+        </w:trPr>
+        <w:tc>
+          <w:tcPr>
+            <w:tcW w:w="0" w:type="auto"/>
+            <w:tcBorders>
+              <w:top w:val="single" w:sz="6" w:space="0" w:color="C4C7C5"/>
+              <w:left w:val="single" w:sz="6" w:space="0" w:color="C4C7C5"/>
+              <w:bottom w:val="single" w:sz="6" w:space="0" w:color="C4C7C5"/>
+              <w:right w:val="single" w:sz="6" w:space="0" w:color="C4C7C5"/>
+            </w:tcBorders>
+            <w:tcMar>
+              <w:top w:w="120" w:type="dxa"/>
+              <w:left w:w="180" w:type="dxa"/>
+              <w:bottom w:w="120" w:type="dxa"/>
+              <w:right w:w="180" w:type="dxa"/>
+            </w:tcMar>
+            <w:vAlign w:val="center"/>
+            <w:hideMark/>
+          </w:tcPr>
+          <w:p>
+            <w:r>
+              <w:t>7</w:t>
+            </w:r>
+          </w:p>
+        </w:tc>
+        <w:tc>
+          <w:tcPr>
+            <w:tcW w:w="0" w:type="auto"/>
+            <w:tcBorders>
+              <w:top w:val="single" w:sz="6" w:space="0" w:color="C4C7C5"/>
+              <w:left w:val="single" w:sz="6" w:space="0" w:color="C4C7C5"/>
+              <w:bottom w:val="single" w:sz="6" w:space="0" w:color="C4C7C5"/>
+              <w:right w:val="single" w:sz="6" w:space="0" w:color="C4C7C5"/>
+            </w:tcBorders>
+            <w:tcMar>
+              <w:top w:w="120" w:type="dxa"/>
+              <w:left w:w="180" w:type="dxa"/>
+              <w:bottom w:w="120" w:type="dxa"/>
+              <w:right w:w="180" w:type="dxa"/>
+            </w:tcMar>
+            <w:vAlign w:val="center"/>
+            <w:hideMark/>
+          </w:tcPr>
+          <w:p>
+            <w:r>
+              <w:rPr>
+                <w:b/>
+                <w:bCs/>
+              </w:rPr>
+              <w:t>Gợi ý sách theo sở thích cá nhân (recommendation)</w:t>
+            </w:r>
+          </w:p>
+        </w:tc>
+        <w:tc>
+          <w:tcPr>
+            <w:tcW w:w="0" w:type="auto"/>
+            <w:tcBorders>
+              <w:top w:val="single" w:sz="6" w:space="0" w:color="C4C7C5"/>
+              <w:left w:val="single" w:sz="6" w:space="0" w:color="C4C7C5"/>
+              <w:bottom w:val="single" w:sz="6" w:space="0" w:color="C4C7C5"/>
+              <w:right w:val="single" w:sz="6" w:space="0" w:color="C4C7C5"/>
+            </w:tcBorders>
+            <w:tcMar>
+              <w:top w:w="120" w:type="dxa"/>
+              <w:left w:w="180" w:type="dxa"/>
+              <w:bottom w:w="120" w:type="dxa"/>
+              <w:right w:w="180" w:type="dxa"/>
+            </w:tcMar>
+            <w:vAlign w:val="center"/>
+            <w:hideMark/>
+          </w:tcPr>
+          <w:p>
+            <w:r>
+              <w:t>Won't have (this time)</w:t>
+            </w:r>
+          </w:p>
+        </w:tc>
+        <w:tc>
+          <w:tcPr>
+            <w:tcW w:w="0" w:type="auto"/>
+            <w:tcBorders>
+              <w:top w:val="single" w:sz="6" w:space="0" w:color="C4C7C5"/>
+              <w:left w:val="single" w:sz="6" w:space="0" w:color="C4C7C5"/>
+              <w:bottom w:val="single" w:sz="6" w:space="0" w:color="C4C7C5"/>
+              <w:right w:val="single" w:sz="6" w:space="0" w:color="C4C7C5"/>
+            </w:tcBorders>
+            <w:tcMar>
+              <w:top w:w="120" w:type="dxa"/>
+              <w:left w:w="180" w:type="dxa"/>
+              <w:bottom w:w="120" w:type="dxa"/>
+              <w:right w:w="180" w:type="dxa"/>
+            </w:tcMar>
+            <w:vAlign w:val="center"/>
+            <w:hideMark/>
+          </w:tcPr>
+          <w:p>
+            <w:r>
+              <w:t>Thuật toán gợi ý phức tạp, đã thống nhất không đưa vào phạm vi Release 1 để tập trung hoàn thiện chức năng mượn cốt lõi.</w:t>
+            </w:r>
+          </w:p>
+        </w:tc>
+      </w:tr>
+      <w:tr>
+        <w:trPr>
+          <w:tblCellSpacing w:w="15" w:type="dxa"/>
+        </w:trPr>
+        <w:tc>
+          <w:tcPr>
+            <w:tcW w:w="0" w:type="auto"/>
+            <w:tcBorders>
+              <w:top w:val="single" w:sz="6" w:space="0" w:color="C4C7C5"/>
+              <w:left w:val="single" w:sz="6" w:space="0" w:color="C4C7C5"/>
+              <w:bottom w:val="single" w:sz="6" w:space="0" w:color="C4C7C5"/>
+              <w:right w:val="single" w:sz="6" w:space="0" w:color="C4C7C5"/>
+            </w:tcBorders>
+            <w:tcMar>
+              <w:top w:w="120" w:type="dxa"/>
+              <w:left w:w="180" w:type="dxa"/>
+              <w:bottom w:w="120" w:type="dxa"/>
+              <w:right w:w="180" w:type="dxa"/>
+            </w:tcMar>
+            <w:vAlign w:val="center"/>
+            <w:hideMark/>
+          </w:tcPr>
+          <w:p>
+            <w:r>
+              <w:t>12</w:t>
+            </w:r>
+          </w:p>
+        </w:tc>
+        <w:tc>
+          <w:tcPr>
+            <w:tcW w:w="0" w:type="auto"/>
+            <w:tcBorders>
+              <w:top w:val="single" w:sz="6" w:space="0" w:color="C4C7C5"/>
+              <w:left w:val="single" w:sz="6" w:space="0" w:color="C4C7C5"/>
+              <w:bottom w:val="single" w:sz="6" w:space="0" w:color="C4C7C5"/>
+              <w:right w:val="single" w:sz="6" w:space="0" w:color="C4C7C5"/>
+            </w:tcBorders>
+            <w:tcMar>
+              <w:top w:w="120" w:type="dxa"/>
+              <w:left w:w="180" w:type="dxa"/>
+              <w:bottom w:w="120" w:type="dxa"/>
+              <w:right w:w="180" w:type="dxa"/>
+            </w:tcMar>
+            <w:vAlign w:val="center"/>
+            <w:hideMark/>
+          </w:tcPr>
+          <w:p>
+            <w:r>
+              <w:rPr>
+                <w:b/>
+                <w:bCs/>
+              </w:rPr>
+              <w:t>Tích hợp đăng nhập bằng Google/Facebook</w:t>
+            </w:r>
+          </w:p>
+        </w:tc>
+        <w:tc>
+          <w:tcPr>
+            <w:tcW w:w="0" w:type="auto"/>
+            <w:tcBorders>
+              <w:top w:val="single" w:sz="6" w:space="0" w:color="C4C7C5"/>
+              <w:left w:val="single" w:sz="6" w:space="0" w:color="C4C7C5"/>
+              <w:bottom w:val="single" w:sz="6" w:space="0" w:color="C4C7C5"/>
+              <w:right w:val="single" w:sz="6" w:space="0" w:color="C4C7C5"/>
+            </w:tcBorders>
+            <w:tcMar>
+              <w:top w:w="120" w:type="dxa"/>
+              <w:left w:w="180" w:type="dxa"/>
+              <w:bottom w:w="120" w:type="dxa"/>
+              <w:right w:w="180" w:type="dxa"/>
+            </w:tcMar>
+            <w:vAlign w:val="center"/>
+            <w:hideMark/>
+          </w:tcPr>
+          <w:p>
+            <w:r>
+              <w:t>Won't have (this time)</w:t>
+            </w:r>
+          </w:p>
+        </w:tc>
+        <w:tc>
+          <w:tcPr>
+            <w:tcW w:w="0" w:type="auto"/>
+            <w:tcBorders>
+              <w:top w:val="single" w:sz="6" w:space="0" w:color="C4C7C5"/>
+              <w:left w:val="single" w:sz="6" w:space="0" w:color="C4C7C5"/>
+              <w:bottom w:val="single" w:sz="6" w:space="0" w:color="C4C7C5"/>
+              <w:right w:val="single" w:sz="6" w:space="0" w:color="C4C7C5"/>
+            </w:tcBorders>
+            <w:tcMar>
+              <w:top w:w="120" w:type="dxa"/>
+              <w:left w:w="180" w:type="dxa"/>
+              <w:bottom w:w="120" w:type="dxa"/>
+              <w:right w:w="180" w:type="dxa"/>
+            </w:tcMar>
+            <w:vAlign w:val="center"/>
+            <w:hideMark/>
+          </w:tcPr>
+          <w:p>
+            <w:r>
+              <w:t>Việc đăng ký/đăng nhập bằng tài khoản nội bộ (mục 1) đã đáp ứng đủ nhu cầu xác thực cho MVP; tính năng này hoãn lại cho các bản cập nhật sau.</w:t>
             </w:r>
           </w:p>
         </w:tc>
@@ -1465,7 +1452,1469 @@
           <w:b/>
           <w:bCs/>
         </w:rPr>
-        <w:t>2. Danh sách "Câu hỏi làm rõ" (Clarifying Questions) gửi Product Owner</w:t>
+        <w:t>PHẦN 2: PRODUCT BACKLOG CÓ THỨ TỰ (ORDERED BACKLOG)</w:t>
+      </w:r>
+    </w:p>
+    <w:p>
+      <w:r>
+        <w:t xml:space="preserve">Backlog được sắp xếp duy nhất từ 1 đến 12, nhóm </w:t>
+      </w:r>
+      <w:r>
+        <w:rPr>
+          <w:b/>
+          <w:bCs/>
+        </w:rPr>
+        <w:t>Must</w:t>
+      </w:r>
+      <w:r>
+        <w:t xml:space="preserve"> đứng đầu tiên, tiếp theo là </w:t>
+      </w:r>
+      <w:r>
+        <w:rPr>
+          <w:b/>
+          <w:bCs/>
+        </w:rPr>
+        <w:t>Should</w:t>
+      </w:r>
+      <w:r>
+        <w:t xml:space="preserve">, </w:t>
+      </w:r>
+      <w:r>
+        <w:rPr>
+          <w:b/>
+          <w:bCs/>
+        </w:rPr>
+        <w:t>Could</w:t>
+      </w:r>
+      <w:r>
+        <w:t xml:space="preserve">, và cuối cùng là </w:t>
+      </w:r>
+      <w:r>
+        <w:rPr>
+          <w:b/>
+          <w:bCs/>
+        </w:rPr>
+        <w:t>Won't</w:t>
+      </w:r>
+      <w:r>
+        <w:t>. Các mối quan hệ phụ thuộc kỹ thuật được tôn trọng tuyệt đối (Ví dụ: Thủ thư phải nhập sách lên hệ thống thì độc giả mới tìm kiếm và mượn được; độc giả phải đăng nhập thì mới mượn sách được).</w:t>
+      </w:r>
+    </w:p>
+    <w:tbl>
+      <w:tblPr>
+        <w:tblW w:w="0" w:type="auto"/>
+        <w:tblCellSpacing w:w="15" w:type="dxa"/>
+        <w:tblCellMar>
+          <w:top w:w="15" w:type="dxa"/>
+          <w:left w:w="15" w:type="dxa"/>
+          <w:bottom w:w="15" w:type="dxa"/>
+          <w:right w:w="15" w:type="dxa"/>
+        </w:tblCellMar>
+        <w:tblLook w:val="04A0" w:firstRow="1" w:lastRow="0" w:firstColumn="1" w:lastColumn="0" w:noHBand="0" w:noVBand="1"/>
+      </w:tblPr>
+      <w:tblGrid>
+        <w:gridCol w:w="1122"/>
+        <w:gridCol w:w="3039"/>
+        <w:gridCol w:w="1654"/>
+        <w:gridCol w:w="3240"/>
+      </w:tblGrid>
+      <w:tr>
+        <w:trPr>
+          <w:tblHeader/>
+          <w:tblCellSpacing w:w="15" w:type="dxa"/>
+        </w:trPr>
+        <w:tc>
+          <w:tcPr>
+            <w:tcW w:w="0" w:type="auto"/>
+            <w:tcBorders>
+              <w:top w:val="single" w:sz="6" w:space="0" w:color="C4C7C5"/>
+              <w:left w:val="single" w:sz="6" w:space="0" w:color="C4C7C5"/>
+              <w:bottom w:val="single" w:sz="6" w:space="0" w:color="C4C7C5"/>
+              <w:right w:val="single" w:sz="6" w:space="0" w:color="C4C7C5"/>
+            </w:tcBorders>
+            <w:tcMar>
+              <w:top w:w="120" w:type="dxa"/>
+              <w:left w:w="180" w:type="dxa"/>
+              <w:bottom w:w="120" w:type="dxa"/>
+              <w:right w:w="180" w:type="dxa"/>
+            </w:tcMar>
+            <w:vAlign w:val="center"/>
+            <w:hideMark/>
+          </w:tcPr>
+          <w:p>
+            <w:r>
+              <w:rPr>
+                <w:b/>
+                <w:bCs/>
+              </w:rPr>
+              <w:t>Thứ tự ưu tiên</w:t>
+            </w:r>
+          </w:p>
+        </w:tc>
+        <w:tc>
+          <w:tcPr>
+            <w:tcW w:w="0" w:type="auto"/>
+            <w:tcBorders>
+              <w:top w:val="single" w:sz="6" w:space="0" w:color="C4C7C5"/>
+              <w:left w:val="single" w:sz="6" w:space="0" w:color="C4C7C5"/>
+              <w:bottom w:val="single" w:sz="6" w:space="0" w:color="C4C7C5"/>
+              <w:right w:val="single" w:sz="6" w:space="0" w:color="C4C7C5"/>
+            </w:tcBorders>
+            <w:tcMar>
+              <w:top w:w="120" w:type="dxa"/>
+              <w:left w:w="180" w:type="dxa"/>
+              <w:bottom w:w="120" w:type="dxa"/>
+              <w:right w:w="180" w:type="dxa"/>
+            </w:tcMar>
+            <w:vAlign w:val="center"/>
+            <w:hideMark/>
+          </w:tcPr>
+          <w:p>
+            <w:r>
+              <w:rPr>
+                <w:b/>
+                <w:bCs/>
+              </w:rPr>
+              <w:t>Tên hạng mục</w:t>
+            </w:r>
+          </w:p>
+        </w:tc>
+        <w:tc>
+          <w:tcPr>
+            <w:tcW w:w="0" w:type="auto"/>
+            <w:tcBorders>
+              <w:top w:val="single" w:sz="6" w:space="0" w:color="C4C7C5"/>
+              <w:left w:val="single" w:sz="6" w:space="0" w:color="C4C7C5"/>
+              <w:bottom w:val="single" w:sz="6" w:space="0" w:color="C4C7C5"/>
+              <w:right w:val="single" w:sz="6" w:space="0" w:color="C4C7C5"/>
+            </w:tcBorders>
+            <w:tcMar>
+              <w:top w:w="120" w:type="dxa"/>
+              <w:left w:w="180" w:type="dxa"/>
+              <w:bottom w:w="120" w:type="dxa"/>
+              <w:right w:w="180" w:type="dxa"/>
+            </w:tcMar>
+            <w:vAlign w:val="center"/>
+            <w:hideMark/>
+          </w:tcPr>
+          <w:p>
+            <w:r>
+              <w:rPr>
+                <w:b/>
+                <w:bCs/>
+              </w:rPr>
+              <w:t>Nhóm MoSCoW</w:t>
+            </w:r>
+          </w:p>
+        </w:tc>
+        <w:tc>
+          <w:tcPr>
+            <w:tcW w:w="0" w:type="auto"/>
+            <w:tcBorders>
+              <w:top w:val="single" w:sz="6" w:space="0" w:color="C4C7C5"/>
+              <w:left w:val="single" w:sz="6" w:space="0" w:color="C4C7C5"/>
+              <w:bottom w:val="single" w:sz="6" w:space="0" w:color="C4C7C5"/>
+              <w:right w:val="single" w:sz="6" w:space="0" w:color="C4C7C5"/>
+            </w:tcBorders>
+            <w:tcMar>
+              <w:top w:w="120" w:type="dxa"/>
+              <w:left w:w="180" w:type="dxa"/>
+              <w:bottom w:w="120" w:type="dxa"/>
+              <w:right w:w="180" w:type="dxa"/>
+            </w:tcMar>
+            <w:vAlign w:val="center"/>
+            <w:hideMark/>
+          </w:tcPr>
+          <w:p>
+            <w:r>
+              <w:rPr>
+                <w:b/>
+                <w:bCs/>
+              </w:rPr>
+              <w:t>Lý do sắp xếp vị trí &amp; Phụ thuộc</w:t>
+            </w:r>
+          </w:p>
+        </w:tc>
+      </w:tr>
+      <w:tr>
+        <w:trPr>
+          <w:tblCellSpacing w:w="15" w:type="dxa"/>
+        </w:trPr>
+        <w:tc>
+          <w:tcPr>
+            <w:tcW w:w="0" w:type="auto"/>
+            <w:tcBorders>
+              <w:top w:val="single" w:sz="6" w:space="0" w:color="C4C7C5"/>
+              <w:left w:val="single" w:sz="6" w:space="0" w:color="C4C7C5"/>
+              <w:bottom w:val="single" w:sz="6" w:space="0" w:color="C4C7C5"/>
+              <w:right w:val="single" w:sz="6" w:space="0" w:color="C4C7C5"/>
+            </w:tcBorders>
+            <w:tcMar>
+              <w:top w:w="120" w:type="dxa"/>
+              <w:left w:w="180" w:type="dxa"/>
+              <w:bottom w:w="120" w:type="dxa"/>
+              <w:right w:w="180" w:type="dxa"/>
+            </w:tcMar>
+            <w:vAlign w:val="center"/>
+            <w:hideMark/>
+          </w:tcPr>
+          <w:p>
+            <w:r>
+              <w:rPr>
+                <w:b/>
+                <w:bCs/>
+              </w:rPr>
+              <w:t>1</w:t>
+            </w:r>
+          </w:p>
+        </w:tc>
+        <w:tc>
+          <w:tcPr>
+            <w:tcW w:w="0" w:type="auto"/>
+            <w:tcBorders>
+              <w:top w:val="single" w:sz="6" w:space="0" w:color="C4C7C5"/>
+              <w:left w:val="single" w:sz="6" w:space="0" w:color="C4C7C5"/>
+              <w:bottom w:val="single" w:sz="6" w:space="0" w:color="C4C7C5"/>
+              <w:right w:val="single" w:sz="6" w:space="0" w:color="C4C7C5"/>
+            </w:tcBorders>
+            <w:tcMar>
+              <w:top w:w="120" w:type="dxa"/>
+              <w:left w:w="180" w:type="dxa"/>
+              <w:bottom w:w="120" w:type="dxa"/>
+              <w:right w:w="180" w:type="dxa"/>
+            </w:tcMar>
+            <w:vAlign w:val="center"/>
+            <w:hideMark/>
+          </w:tcPr>
+          <w:p>
+            <w:r>
+              <w:t>Thủ thư quản lý kho sách (thêm/sửa/xóa sách)</w:t>
+            </w:r>
+          </w:p>
+        </w:tc>
+        <w:tc>
+          <w:tcPr>
+            <w:tcW w:w="0" w:type="auto"/>
+            <w:tcBorders>
+              <w:top w:val="single" w:sz="6" w:space="0" w:color="C4C7C5"/>
+              <w:left w:val="single" w:sz="6" w:space="0" w:color="C4C7C5"/>
+              <w:bottom w:val="single" w:sz="6" w:space="0" w:color="C4C7C5"/>
+              <w:right w:val="single" w:sz="6" w:space="0" w:color="C4C7C5"/>
+            </w:tcBorders>
+            <w:tcMar>
+              <w:top w:w="120" w:type="dxa"/>
+              <w:left w:w="180" w:type="dxa"/>
+              <w:bottom w:w="120" w:type="dxa"/>
+              <w:right w:w="180" w:type="dxa"/>
+            </w:tcMar>
+            <w:vAlign w:val="center"/>
+            <w:hideMark/>
+          </w:tcPr>
+          <w:p>
+            <w:r>
+              <w:t>Must have</w:t>
+            </w:r>
+          </w:p>
+        </w:tc>
+        <w:tc>
+          <w:tcPr>
+            <w:tcW w:w="0" w:type="auto"/>
+            <w:tcBorders>
+              <w:top w:val="single" w:sz="6" w:space="0" w:color="C4C7C5"/>
+              <w:left w:val="single" w:sz="6" w:space="0" w:color="C4C7C5"/>
+              <w:bottom w:val="single" w:sz="6" w:space="0" w:color="C4C7C5"/>
+              <w:right w:val="single" w:sz="6" w:space="0" w:color="C4C7C5"/>
+            </w:tcBorders>
+            <w:tcMar>
+              <w:top w:w="120" w:type="dxa"/>
+              <w:left w:w="180" w:type="dxa"/>
+              <w:bottom w:w="120" w:type="dxa"/>
+              <w:right w:w="180" w:type="dxa"/>
+            </w:tcMar>
+            <w:vAlign w:val="center"/>
+            <w:hideMark/>
+          </w:tcPr>
+          <w:p>
+            <w:r>
+              <w:t>Cần có dữ liệu sách trong hệ thống trước tiên để độc giả có thể thao tác.</w:t>
+            </w:r>
+          </w:p>
+        </w:tc>
+      </w:tr>
+      <w:tr>
+        <w:trPr>
+          <w:tblCellSpacing w:w="15" w:type="dxa"/>
+        </w:trPr>
+        <w:tc>
+          <w:tcPr>
+            <w:tcW w:w="0" w:type="auto"/>
+            <w:tcBorders>
+              <w:top w:val="single" w:sz="6" w:space="0" w:color="C4C7C5"/>
+              <w:left w:val="single" w:sz="6" w:space="0" w:color="C4C7C5"/>
+              <w:bottom w:val="single" w:sz="6" w:space="0" w:color="C4C7C5"/>
+              <w:right w:val="single" w:sz="6" w:space="0" w:color="C4C7C5"/>
+            </w:tcBorders>
+            <w:tcMar>
+              <w:top w:w="120" w:type="dxa"/>
+              <w:left w:w="180" w:type="dxa"/>
+              <w:bottom w:w="120" w:type="dxa"/>
+              <w:right w:w="180" w:type="dxa"/>
+            </w:tcMar>
+            <w:vAlign w:val="center"/>
+            <w:hideMark/>
+          </w:tcPr>
+          <w:p>
+            <w:r>
+              <w:rPr>
+                <w:b/>
+                <w:bCs/>
+              </w:rPr>
+              <w:t>2</w:t>
+            </w:r>
+          </w:p>
+        </w:tc>
+        <w:tc>
+          <w:tcPr>
+            <w:tcW w:w="0" w:type="auto"/>
+            <w:tcBorders>
+              <w:top w:val="single" w:sz="6" w:space="0" w:color="C4C7C5"/>
+              <w:left w:val="single" w:sz="6" w:space="0" w:color="C4C7C5"/>
+              <w:bottom w:val="single" w:sz="6" w:space="0" w:color="C4C7C5"/>
+              <w:right w:val="single" w:sz="6" w:space="0" w:color="C4C7C5"/>
+            </w:tcBorders>
+            <w:tcMar>
+              <w:top w:w="120" w:type="dxa"/>
+              <w:left w:w="180" w:type="dxa"/>
+              <w:bottom w:w="120" w:type="dxa"/>
+              <w:right w:w="180" w:type="dxa"/>
+            </w:tcMar>
+            <w:vAlign w:val="center"/>
+            <w:hideMark/>
+          </w:tcPr>
+          <w:p>
+            <w:r>
+              <w:t>Đăng nhập/đăng ký tài khoản độc giả</w:t>
+            </w:r>
+          </w:p>
+        </w:tc>
+        <w:tc>
+          <w:tcPr>
+            <w:tcW w:w="0" w:type="auto"/>
+            <w:tcBorders>
+              <w:top w:val="single" w:sz="6" w:space="0" w:color="C4C7C5"/>
+              <w:left w:val="single" w:sz="6" w:space="0" w:color="C4C7C5"/>
+              <w:bottom w:val="single" w:sz="6" w:space="0" w:color="C4C7C5"/>
+              <w:right w:val="single" w:sz="6" w:space="0" w:color="C4C7C5"/>
+            </w:tcBorders>
+            <w:tcMar>
+              <w:top w:w="120" w:type="dxa"/>
+              <w:left w:w="180" w:type="dxa"/>
+              <w:bottom w:w="120" w:type="dxa"/>
+              <w:right w:w="180" w:type="dxa"/>
+            </w:tcMar>
+            <w:vAlign w:val="center"/>
+            <w:hideMark/>
+          </w:tcPr>
+          <w:p>
+            <w:r>
+              <w:t>Must have</w:t>
+            </w:r>
+          </w:p>
+        </w:tc>
+        <w:tc>
+          <w:tcPr>
+            <w:tcW w:w="0" w:type="auto"/>
+            <w:tcBorders>
+              <w:top w:val="single" w:sz="6" w:space="0" w:color="C4C7C5"/>
+              <w:left w:val="single" w:sz="6" w:space="0" w:color="C4C7C5"/>
+              <w:bottom w:val="single" w:sz="6" w:space="0" w:color="C4C7C5"/>
+              <w:right w:val="single" w:sz="6" w:space="0" w:color="C4C7C5"/>
+            </w:tcBorders>
+            <w:tcMar>
+              <w:top w:w="120" w:type="dxa"/>
+              <w:left w:w="180" w:type="dxa"/>
+              <w:bottom w:w="120" w:type="dxa"/>
+              <w:right w:w="180" w:type="dxa"/>
+            </w:tcMar>
+            <w:vAlign w:val="center"/>
+            <w:hideMark/>
+          </w:tcPr>
+          <w:p>
+            <w:r>
+              <w:t>Độc giả cần có tài khoản để xác thực danh tính trước khi thực hiện các giao dịch mượn.</w:t>
+            </w:r>
+          </w:p>
+        </w:tc>
+      </w:tr>
+      <w:tr>
+        <w:trPr>
+          <w:tblCellSpacing w:w="15" w:type="dxa"/>
+        </w:trPr>
+        <w:tc>
+          <w:tcPr>
+            <w:tcW w:w="0" w:type="auto"/>
+            <w:tcBorders>
+              <w:top w:val="single" w:sz="6" w:space="0" w:color="C4C7C5"/>
+              <w:left w:val="single" w:sz="6" w:space="0" w:color="C4C7C5"/>
+              <w:bottom w:val="single" w:sz="6" w:space="0" w:color="C4C7C5"/>
+              <w:right w:val="single" w:sz="6" w:space="0" w:color="C4C7C5"/>
+            </w:tcBorders>
+            <w:tcMar>
+              <w:top w:w="120" w:type="dxa"/>
+              <w:left w:w="180" w:type="dxa"/>
+              <w:bottom w:w="120" w:type="dxa"/>
+              <w:right w:w="180" w:type="dxa"/>
+            </w:tcMar>
+            <w:vAlign w:val="center"/>
+            <w:hideMark/>
+          </w:tcPr>
+          <w:p>
+            <w:r>
+              <w:rPr>
+                <w:b/>
+                <w:bCs/>
+              </w:rPr>
+              <w:t>3</w:t>
+            </w:r>
+          </w:p>
+        </w:tc>
+        <w:tc>
+          <w:tcPr>
+            <w:tcW w:w="0" w:type="auto"/>
+            <w:tcBorders>
+              <w:top w:val="single" w:sz="6" w:space="0" w:color="C4C7C5"/>
+              <w:left w:val="single" w:sz="6" w:space="0" w:color="C4C7C5"/>
+              <w:bottom w:val="single" w:sz="6" w:space="0" w:color="C4C7C5"/>
+              <w:right w:val="single" w:sz="6" w:space="0" w:color="C4C7C5"/>
+            </w:tcBorders>
+            <w:tcMar>
+              <w:top w:w="120" w:type="dxa"/>
+              <w:left w:w="180" w:type="dxa"/>
+              <w:bottom w:w="120" w:type="dxa"/>
+              <w:right w:w="180" w:type="dxa"/>
+            </w:tcMar>
+            <w:vAlign w:val="center"/>
+            <w:hideMark/>
+          </w:tcPr>
+          <w:p>
+            <w:r>
+              <w:t>Tìm kiếm sách theo tên/tác giả</w:t>
+            </w:r>
+          </w:p>
+        </w:tc>
+        <w:tc>
+          <w:tcPr>
+            <w:tcW w:w="0" w:type="auto"/>
+            <w:tcBorders>
+              <w:top w:val="single" w:sz="6" w:space="0" w:color="C4C7C5"/>
+              <w:left w:val="single" w:sz="6" w:space="0" w:color="C4C7C5"/>
+              <w:bottom w:val="single" w:sz="6" w:space="0" w:color="C4C7C5"/>
+              <w:right w:val="single" w:sz="6" w:space="0" w:color="C4C7C5"/>
+            </w:tcBorders>
+            <w:tcMar>
+              <w:top w:w="120" w:type="dxa"/>
+              <w:left w:w="180" w:type="dxa"/>
+              <w:bottom w:w="120" w:type="dxa"/>
+              <w:right w:w="180" w:type="dxa"/>
+            </w:tcMar>
+            <w:vAlign w:val="center"/>
+            <w:hideMark/>
+          </w:tcPr>
+          <w:p>
+            <w:r>
+              <w:t>Must have</w:t>
+            </w:r>
+          </w:p>
+        </w:tc>
+        <w:tc>
+          <w:tcPr>
+            <w:tcW w:w="0" w:type="auto"/>
+            <w:tcBorders>
+              <w:top w:val="single" w:sz="6" w:space="0" w:color="C4C7C5"/>
+              <w:left w:val="single" w:sz="6" w:space="0" w:color="C4C7C5"/>
+              <w:bottom w:val="single" w:sz="6" w:space="0" w:color="C4C7C5"/>
+              <w:right w:val="single" w:sz="6" w:space="0" w:color="C4C7C5"/>
+            </w:tcBorders>
+            <w:tcMar>
+              <w:top w:w="120" w:type="dxa"/>
+              <w:left w:w="180" w:type="dxa"/>
+              <w:bottom w:w="120" w:type="dxa"/>
+              <w:right w:w="180" w:type="dxa"/>
+            </w:tcMar>
+            <w:vAlign w:val="center"/>
+            <w:hideMark/>
+          </w:tcPr>
+          <w:p>
+            <w:r>
+              <w:t>Phụ thuộc vào dữ liệu kho sách (mục 1); độc giả cần tìm được sách cần mượn.</w:t>
+            </w:r>
+          </w:p>
+        </w:tc>
+      </w:tr>
+      <w:tr>
+        <w:trPr>
+          <w:tblCellSpacing w:w="15" w:type="dxa"/>
+        </w:trPr>
+        <w:tc>
+          <w:tcPr>
+            <w:tcW w:w="0" w:type="auto"/>
+            <w:tcBorders>
+              <w:top w:val="single" w:sz="6" w:space="0" w:color="C4C7C5"/>
+              <w:left w:val="single" w:sz="6" w:space="0" w:color="C4C7C5"/>
+              <w:bottom w:val="single" w:sz="6" w:space="0" w:color="C4C7C5"/>
+              <w:right w:val="single" w:sz="6" w:space="0" w:color="C4C7C5"/>
+            </w:tcBorders>
+            <w:tcMar>
+              <w:top w:w="120" w:type="dxa"/>
+              <w:left w:w="180" w:type="dxa"/>
+              <w:bottom w:w="120" w:type="dxa"/>
+              <w:right w:w="180" w:type="dxa"/>
+            </w:tcMar>
+            <w:vAlign w:val="center"/>
+            <w:hideMark/>
+          </w:tcPr>
+          <w:p>
+            <w:r>
+              <w:rPr>
+                <w:b/>
+                <w:bCs/>
+              </w:rPr>
+              <w:t>4</w:t>
+            </w:r>
+          </w:p>
+        </w:tc>
+        <w:tc>
+          <w:tcPr>
+            <w:tcW w:w="0" w:type="auto"/>
+            <w:tcBorders>
+              <w:top w:val="single" w:sz="6" w:space="0" w:color="C4C7C5"/>
+              <w:left w:val="single" w:sz="6" w:space="0" w:color="C4C7C5"/>
+              <w:bottom w:val="single" w:sz="6" w:space="0" w:color="C4C7C5"/>
+              <w:right w:val="single" w:sz="6" w:space="0" w:color="C4C7C5"/>
+            </w:tcBorders>
+            <w:tcMar>
+              <w:top w:w="120" w:type="dxa"/>
+              <w:left w:w="180" w:type="dxa"/>
+              <w:bottom w:w="120" w:type="dxa"/>
+              <w:right w:w="180" w:type="dxa"/>
+            </w:tcMar>
+            <w:vAlign w:val="center"/>
+            <w:hideMark/>
+          </w:tcPr>
+          <w:p>
+            <w:r>
+              <w:t>Mượn sách online (có giới hạn số sách mượn cùng lúc)</w:t>
+            </w:r>
+          </w:p>
+        </w:tc>
+        <w:tc>
+          <w:tcPr>
+            <w:tcW w:w="0" w:type="auto"/>
+            <w:tcBorders>
+              <w:top w:val="single" w:sz="6" w:space="0" w:color="C4C7C5"/>
+              <w:left w:val="single" w:sz="6" w:space="0" w:color="C4C7C5"/>
+              <w:bottom w:val="single" w:sz="6" w:space="0" w:color="C4C7C5"/>
+              <w:right w:val="single" w:sz="6" w:space="0" w:color="C4C7C5"/>
+            </w:tcBorders>
+            <w:tcMar>
+              <w:top w:w="120" w:type="dxa"/>
+              <w:left w:w="180" w:type="dxa"/>
+              <w:bottom w:w="120" w:type="dxa"/>
+              <w:right w:w="180" w:type="dxa"/>
+            </w:tcMar>
+            <w:vAlign w:val="center"/>
+            <w:hideMark/>
+          </w:tcPr>
+          <w:p>
+            <w:r>
+              <w:t>Must have</w:t>
+            </w:r>
+          </w:p>
+        </w:tc>
+        <w:tc>
+          <w:tcPr>
+            <w:tcW w:w="0" w:type="auto"/>
+            <w:tcBorders>
+              <w:top w:val="single" w:sz="6" w:space="0" w:color="C4C7C5"/>
+              <w:left w:val="single" w:sz="6" w:space="0" w:color="C4C7C5"/>
+              <w:bottom w:val="single" w:sz="6" w:space="0" w:color="C4C7C5"/>
+              <w:right w:val="single" w:sz="6" w:space="0" w:color="C4C7C5"/>
+            </w:tcBorders>
+            <w:tcMar>
+              <w:top w:w="120" w:type="dxa"/>
+              <w:left w:w="180" w:type="dxa"/>
+              <w:bottom w:w="120" w:type="dxa"/>
+              <w:right w:w="180" w:type="dxa"/>
+            </w:tcMar>
+            <w:vAlign w:val="center"/>
+            <w:hideMark/>
+          </w:tcPr>
+          <w:p>
+            <w:r>
+              <w:t>Chức năng trung tâm của MVP; phụ thuộc hoàn toàn vào tài khoản (mục 2) và kết quả tìm kiếm sách (mục 3).</w:t>
+            </w:r>
+          </w:p>
+        </w:tc>
+      </w:tr>
+      <w:tr>
+        <w:trPr>
+          <w:tblCellSpacing w:w="15" w:type="dxa"/>
+        </w:trPr>
+        <w:tc>
+          <w:tcPr>
+            <w:tcW w:w="0" w:type="auto"/>
+            <w:tcBorders>
+              <w:top w:val="single" w:sz="6" w:space="0" w:color="C4C7C5"/>
+              <w:left w:val="single" w:sz="6" w:space="0" w:color="C4C7C5"/>
+              <w:bottom w:val="single" w:sz="6" w:space="0" w:color="C4C7C5"/>
+              <w:right w:val="single" w:sz="6" w:space="0" w:color="C4C7C5"/>
+            </w:tcBorders>
+            <w:tcMar>
+              <w:top w:w="120" w:type="dxa"/>
+              <w:left w:w="180" w:type="dxa"/>
+              <w:bottom w:w="120" w:type="dxa"/>
+              <w:right w:w="180" w:type="dxa"/>
+            </w:tcMar>
+            <w:vAlign w:val="center"/>
+            <w:hideMark/>
+          </w:tcPr>
+          <w:p>
+            <w:r>
+              <w:rPr>
+                <w:b/>
+                <w:bCs/>
+              </w:rPr>
+              <w:t>5</w:t>
+            </w:r>
+          </w:p>
+        </w:tc>
+        <w:tc>
+          <w:tcPr>
+            <w:tcW w:w="0" w:type="auto"/>
+            <w:tcBorders>
+              <w:top w:val="single" w:sz="6" w:space="0" w:color="C4C7C5"/>
+              <w:left w:val="single" w:sz="6" w:space="0" w:color="C4C7C5"/>
+              <w:bottom w:val="single" w:sz="6" w:space="0" w:color="C4C7C5"/>
+              <w:right w:val="single" w:sz="6" w:space="0" w:color="C4C7C5"/>
+            </w:tcBorders>
+            <w:tcMar>
+              <w:top w:w="120" w:type="dxa"/>
+              <w:left w:w="180" w:type="dxa"/>
+              <w:bottom w:w="120" w:type="dxa"/>
+              <w:right w:w="180" w:type="dxa"/>
+            </w:tcMar>
+            <w:vAlign w:val="center"/>
+            <w:hideMark/>
+          </w:tcPr>
+          <w:p>
+            <w:r>
+              <w:t>Gia hạn mượn sách online</w:t>
+            </w:r>
+          </w:p>
+        </w:tc>
+        <w:tc>
+          <w:tcPr>
+            <w:tcW w:w="0" w:type="auto"/>
+            <w:tcBorders>
+              <w:top w:val="single" w:sz="6" w:space="0" w:color="C4C7C5"/>
+              <w:left w:val="single" w:sz="6" w:space="0" w:color="C4C7C5"/>
+              <w:bottom w:val="single" w:sz="6" w:space="0" w:color="C4C7C5"/>
+              <w:right w:val="single" w:sz="6" w:space="0" w:color="C4C7C5"/>
+            </w:tcBorders>
+            <w:tcMar>
+              <w:top w:w="120" w:type="dxa"/>
+              <w:left w:w="180" w:type="dxa"/>
+              <w:bottom w:w="120" w:type="dxa"/>
+              <w:right w:w="180" w:type="dxa"/>
+            </w:tcMar>
+            <w:vAlign w:val="center"/>
+            <w:hideMark/>
+          </w:tcPr>
+          <w:p>
+            <w:r>
+              <w:t>Should have</w:t>
+            </w:r>
+          </w:p>
+        </w:tc>
+        <w:tc>
+          <w:tcPr>
+            <w:tcW w:w="0" w:type="auto"/>
+            <w:tcBorders>
+              <w:top w:val="single" w:sz="6" w:space="0" w:color="C4C7C5"/>
+              <w:left w:val="single" w:sz="6" w:space="0" w:color="C4C7C5"/>
+              <w:bottom w:val="single" w:sz="6" w:space="0" w:color="C4C7C5"/>
+              <w:right w:val="single" w:sz="6" w:space="0" w:color="C4C7C5"/>
+            </w:tcBorders>
+            <w:tcMar>
+              <w:top w:w="120" w:type="dxa"/>
+              <w:left w:w="180" w:type="dxa"/>
+              <w:bottom w:w="120" w:type="dxa"/>
+              <w:right w:w="180" w:type="dxa"/>
+            </w:tcMar>
+            <w:vAlign w:val="center"/>
+            <w:hideMark/>
+          </w:tcPr>
+          <w:p>
+            <w:r>
+              <w:t>Xếp đầu nhóm Should vì liên quan trực tiếp đến vòng đời của phiếu mượn sách đang hoạt động.</w:t>
+            </w:r>
+          </w:p>
+        </w:tc>
+      </w:tr>
+      <w:tr>
+        <w:trPr>
+          <w:tblCellSpacing w:w="15" w:type="dxa"/>
+        </w:trPr>
+        <w:tc>
+          <w:tcPr>
+            <w:tcW w:w="0" w:type="auto"/>
+            <w:tcBorders>
+              <w:top w:val="single" w:sz="6" w:space="0" w:color="C4C7C5"/>
+              <w:left w:val="single" w:sz="6" w:space="0" w:color="C4C7C5"/>
+              <w:bottom w:val="single" w:sz="6" w:space="0" w:color="C4C7C5"/>
+              <w:right w:val="single" w:sz="6" w:space="0" w:color="C4C7C5"/>
+            </w:tcBorders>
+            <w:tcMar>
+              <w:top w:w="120" w:type="dxa"/>
+              <w:left w:w="180" w:type="dxa"/>
+              <w:bottom w:w="120" w:type="dxa"/>
+              <w:right w:w="180" w:type="dxa"/>
+            </w:tcMar>
+            <w:vAlign w:val="center"/>
+            <w:hideMark/>
+          </w:tcPr>
+          <w:p>
+            <w:r>
+              <w:rPr>
+                <w:b/>
+                <w:bCs/>
+              </w:rPr>
+              <w:t>6</w:t>
+            </w:r>
+          </w:p>
+        </w:tc>
+        <w:tc>
+          <w:tcPr>
+            <w:tcW w:w="0" w:type="auto"/>
+            <w:tcBorders>
+              <w:top w:val="single" w:sz="6" w:space="0" w:color="C4C7C5"/>
+              <w:left w:val="single" w:sz="6" w:space="0" w:color="C4C7C5"/>
+              <w:bottom w:val="single" w:sz="6" w:space="0" w:color="C4C7C5"/>
+              <w:right w:val="single" w:sz="6" w:space="0" w:color="C4C7C5"/>
+            </w:tcBorders>
+            <w:tcMar>
+              <w:top w:w="120" w:type="dxa"/>
+              <w:left w:w="180" w:type="dxa"/>
+              <w:bottom w:w="120" w:type="dxa"/>
+              <w:right w:w="180" w:type="dxa"/>
+            </w:tcMar>
+            <w:vAlign w:val="center"/>
+            <w:hideMark/>
+          </w:tcPr>
+          <w:p>
+            <w:r>
+              <w:t>Xem lịch sử mượn sách của bản thân</w:t>
+            </w:r>
+          </w:p>
+        </w:tc>
+        <w:tc>
+          <w:tcPr>
+            <w:tcW w:w="0" w:type="auto"/>
+            <w:tcBorders>
+              <w:top w:val="single" w:sz="6" w:space="0" w:color="C4C7C5"/>
+              <w:left w:val="single" w:sz="6" w:space="0" w:color="C4C7C5"/>
+              <w:bottom w:val="single" w:sz="6" w:space="0" w:color="C4C7C5"/>
+              <w:right w:val="single" w:sz="6" w:space="0" w:color="C4C7C5"/>
+            </w:tcBorders>
+            <w:tcMar>
+              <w:top w:w="120" w:type="dxa"/>
+              <w:left w:w="180" w:type="dxa"/>
+              <w:bottom w:w="120" w:type="dxa"/>
+              <w:right w:w="180" w:type="dxa"/>
+            </w:tcMar>
+            <w:vAlign w:val="center"/>
+            <w:hideMark/>
+          </w:tcPr>
+          <w:p>
+            <w:r>
+              <w:t>Should have</w:t>
+            </w:r>
+          </w:p>
+        </w:tc>
+        <w:tc>
+          <w:tcPr>
+            <w:tcW w:w="0" w:type="auto"/>
+            <w:tcBorders>
+              <w:top w:val="single" w:sz="6" w:space="0" w:color="C4C7C5"/>
+              <w:left w:val="single" w:sz="6" w:space="0" w:color="C4C7C5"/>
+              <w:bottom w:val="single" w:sz="6" w:space="0" w:color="C4C7C5"/>
+              <w:right w:val="single" w:sz="6" w:space="0" w:color="C4C7C5"/>
+            </w:tcBorders>
+            <w:tcMar>
+              <w:top w:w="120" w:type="dxa"/>
+              <w:left w:w="180" w:type="dxa"/>
+              <w:bottom w:w="120" w:type="dxa"/>
+              <w:right w:w="180" w:type="dxa"/>
+            </w:tcMar>
+            <w:vAlign w:val="center"/>
+            <w:hideMark/>
+          </w:tcPr>
+          <w:p>
+            <w:r>
+              <w:t>Hỗ trợ độc giả theo dõi thông tin cá nhân sau khi đã phát sinh các lượt mượn sách thành công.</w:t>
+            </w:r>
+          </w:p>
+        </w:tc>
+      </w:tr>
+      <w:tr>
+        <w:trPr>
+          <w:tblCellSpacing w:w="15" w:type="dxa"/>
+        </w:trPr>
+        <w:tc>
+          <w:tcPr>
+            <w:tcW w:w="0" w:type="auto"/>
+            <w:tcBorders>
+              <w:top w:val="single" w:sz="6" w:space="0" w:color="C4C7C5"/>
+              <w:left w:val="single" w:sz="6" w:space="0" w:color="C4C7C5"/>
+              <w:bottom w:val="single" w:sz="6" w:space="0" w:color="C4C7C5"/>
+              <w:right w:val="single" w:sz="6" w:space="0" w:color="C4C7C5"/>
+            </w:tcBorders>
+            <w:tcMar>
+              <w:top w:w="120" w:type="dxa"/>
+              <w:left w:w="180" w:type="dxa"/>
+              <w:bottom w:w="120" w:type="dxa"/>
+              <w:right w:w="180" w:type="dxa"/>
+            </w:tcMar>
+            <w:vAlign w:val="center"/>
+            <w:hideMark/>
+          </w:tcPr>
+          <w:p>
+            <w:r>
+              <w:rPr>
+                <w:b/>
+                <w:bCs/>
+              </w:rPr>
+              <w:t>7</w:t>
+            </w:r>
+          </w:p>
+        </w:tc>
+        <w:tc>
+          <w:tcPr>
+            <w:tcW w:w="0" w:type="auto"/>
+            <w:tcBorders>
+              <w:top w:val="single" w:sz="6" w:space="0" w:color="C4C7C5"/>
+              <w:left w:val="single" w:sz="6" w:space="0" w:color="C4C7C5"/>
+              <w:bottom w:val="single" w:sz="6" w:space="0" w:color="C4C7C5"/>
+              <w:right w:val="single" w:sz="6" w:space="0" w:color="C4C7C5"/>
+            </w:tcBorders>
+            <w:tcMar>
+              <w:top w:w="120" w:type="dxa"/>
+              <w:left w:w="180" w:type="dxa"/>
+              <w:bottom w:w="120" w:type="dxa"/>
+              <w:right w:w="180" w:type="dxa"/>
+            </w:tcMar>
+            <w:vAlign w:val="center"/>
+            <w:hideMark/>
+          </w:tcPr>
+          <w:p>
+            <w:r>
+              <w:t>Thông báo email khi sắp đến hạn trả sách</w:t>
+            </w:r>
+          </w:p>
+        </w:tc>
+        <w:tc>
+          <w:tcPr>
+            <w:tcW w:w="0" w:type="auto"/>
+            <w:tcBorders>
+              <w:top w:val="single" w:sz="6" w:space="0" w:color="C4C7C5"/>
+              <w:left w:val="single" w:sz="6" w:space="0" w:color="C4C7C5"/>
+              <w:bottom w:val="single" w:sz="6" w:space="0" w:color="C4C7C5"/>
+              <w:right w:val="single" w:sz="6" w:space="0" w:color="C4C7C5"/>
+            </w:tcBorders>
+            <w:tcMar>
+              <w:top w:w="120" w:type="dxa"/>
+              <w:left w:w="180" w:type="dxa"/>
+              <w:bottom w:w="120" w:type="dxa"/>
+              <w:right w:w="180" w:type="dxa"/>
+            </w:tcMar>
+            <w:vAlign w:val="center"/>
+            <w:hideMark/>
+          </w:tcPr>
+          <w:p>
+            <w:r>
+              <w:t>Should have</w:t>
+            </w:r>
+          </w:p>
+        </w:tc>
+        <w:tc>
+          <w:tcPr>
+            <w:tcW w:w="0" w:type="auto"/>
+            <w:tcBorders>
+              <w:top w:val="single" w:sz="6" w:space="0" w:color="C4C7C5"/>
+              <w:left w:val="single" w:sz="6" w:space="0" w:color="C4C7C5"/>
+              <w:bottom w:val="single" w:sz="6" w:space="0" w:color="C4C7C5"/>
+              <w:right w:val="single" w:sz="6" w:space="0" w:color="C4C7C5"/>
+            </w:tcBorders>
+            <w:tcMar>
+              <w:top w:w="120" w:type="dxa"/>
+              <w:left w:w="180" w:type="dxa"/>
+              <w:bottom w:w="120" w:type="dxa"/>
+              <w:right w:w="180" w:type="dxa"/>
+            </w:tcMar>
+            <w:vAlign w:val="center"/>
+            <w:hideMark/>
+          </w:tcPr>
+          <w:p>
+            <w:r>
+              <w:t>Hoạt động dựa trên dữ liệu thời hạn mượn sách để tự động gửi email nhắc nhở.</w:t>
+            </w:r>
+          </w:p>
+        </w:tc>
+      </w:tr>
+      <w:tr>
+        <w:trPr>
+          <w:tblCellSpacing w:w="15" w:type="dxa"/>
+        </w:trPr>
+        <w:tc>
+          <w:tcPr>
+            <w:tcW w:w="0" w:type="auto"/>
+            <w:tcBorders>
+              <w:top w:val="single" w:sz="6" w:space="0" w:color="C4C7C5"/>
+              <w:left w:val="single" w:sz="6" w:space="0" w:color="C4C7C5"/>
+              <w:bottom w:val="single" w:sz="6" w:space="0" w:color="C4C7C5"/>
+              <w:right w:val="single" w:sz="6" w:space="0" w:color="C4C7C5"/>
+            </w:tcBorders>
+            <w:tcMar>
+              <w:top w:w="120" w:type="dxa"/>
+              <w:left w:w="180" w:type="dxa"/>
+              <w:bottom w:w="120" w:type="dxa"/>
+              <w:right w:w="180" w:type="dxa"/>
+            </w:tcMar>
+            <w:vAlign w:val="center"/>
+            <w:hideMark/>
+          </w:tcPr>
+          <w:p>
+            <w:r>
+              <w:rPr>
+                <w:b/>
+                <w:bCs/>
+              </w:rPr>
+              <w:t>8</w:t>
+            </w:r>
+          </w:p>
+        </w:tc>
+        <w:tc>
+          <w:tcPr>
+            <w:tcW w:w="0" w:type="auto"/>
+            <w:tcBorders>
+              <w:top w:val="single" w:sz="6" w:space="0" w:color="C4C7C5"/>
+              <w:left w:val="single" w:sz="6" w:space="0" w:color="C4C7C5"/>
+              <w:bottom w:val="single" w:sz="6" w:space="0" w:color="C4C7C5"/>
+              <w:right w:val="single" w:sz="6" w:space="0" w:color="C4C7C5"/>
+            </w:tcBorders>
+            <w:tcMar>
+              <w:top w:w="120" w:type="dxa"/>
+              <w:left w:w="180" w:type="dxa"/>
+              <w:bottom w:w="120" w:type="dxa"/>
+              <w:right w:w="180" w:type="dxa"/>
+            </w:tcMar>
+            <w:vAlign w:val="center"/>
+            <w:hideMark/>
+          </w:tcPr>
+          <w:p>
+            <w:r>
+              <w:t>Đặt trước sách khi hết (kèm thông báo khi sách có sẵn)</w:t>
+            </w:r>
+          </w:p>
+        </w:tc>
+        <w:tc>
+          <w:tcPr>
+            <w:tcW w:w="0" w:type="auto"/>
+            <w:tcBorders>
+              <w:top w:val="single" w:sz="6" w:space="0" w:color="C4C7C5"/>
+              <w:left w:val="single" w:sz="6" w:space="0" w:color="C4C7C5"/>
+              <w:bottom w:val="single" w:sz="6" w:space="0" w:color="C4C7C5"/>
+              <w:right w:val="single" w:sz="6" w:space="0" w:color="C4C7C5"/>
+            </w:tcBorders>
+            <w:tcMar>
+              <w:top w:w="120" w:type="dxa"/>
+              <w:left w:w="180" w:type="dxa"/>
+              <w:bottom w:w="120" w:type="dxa"/>
+              <w:right w:w="180" w:type="dxa"/>
+            </w:tcMar>
+            <w:vAlign w:val="center"/>
+            <w:hideMark/>
+          </w:tcPr>
+          <w:p>
+            <w:r>
+              <w:t>Could have</w:t>
+            </w:r>
+          </w:p>
+        </w:tc>
+        <w:tc>
+          <w:tcPr>
+            <w:tcW w:w="0" w:type="auto"/>
+            <w:tcBorders>
+              <w:top w:val="single" w:sz="6" w:space="0" w:color="C4C7C5"/>
+              <w:left w:val="single" w:sz="6" w:space="0" w:color="C4C7C5"/>
+              <w:bottom w:val="single" w:sz="6" w:space="0" w:color="C4C7C5"/>
+              <w:right w:val="single" w:sz="6" w:space="0" w:color="C4C7C5"/>
+            </w:tcBorders>
+            <w:tcMar>
+              <w:top w:w="120" w:type="dxa"/>
+              <w:left w:w="180" w:type="dxa"/>
+              <w:bottom w:w="120" w:type="dxa"/>
+              <w:right w:w="180" w:type="dxa"/>
+            </w:tcMar>
+            <w:vAlign w:val="center"/>
+            <w:hideMark/>
+          </w:tcPr>
+          <w:p>
+            <w:r>
+              <w:t>Xử lý cho các đầu sách đã được mượn hết ở hệ thống cốt lõi.</w:t>
+            </w:r>
+          </w:p>
+        </w:tc>
+      </w:tr>
+      <w:tr>
+        <w:trPr>
+          <w:tblCellSpacing w:w="15" w:type="dxa"/>
+        </w:trPr>
+        <w:tc>
+          <w:tcPr>
+            <w:tcW w:w="0" w:type="auto"/>
+            <w:tcBorders>
+              <w:top w:val="single" w:sz="6" w:space="0" w:color="C4C7C5"/>
+              <w:left w:val="single" w:sz="6" w:space="0" w:color="C4C7C5"/>
+              <w:bottom w:val="single" w:sz="6" w:space="0" w:color="C4C7C5"/>
+              <w:right w:val="single" w:sz="6" w:space="0" w:color="C4C7C5"/>
+            </w:tcBorders>
+            <w:tcMar>
+              <w:top w:w="120" w:type="dxa"/>
+              <w:left w:w="180" w:type="dxa"/>
+              <w:bottom w:w="120" w:type="dxa"/>
+              <w:right w:w="180" w:type="dxa"/>
+            </w:tcMar>
+            <w:vAlign w:val="center"/>
+            <w:hideMark/>
+          </w:tcPr>
+          <w:p>
+            <w:r>
+              <w:rPr>
+                <w:b/>
+                <w:bCs/>
+              </w:rPr>
+              <w:t>9</w:t>
+            </w:r>
+          </w:p>
+        </w:tc>
+        <w:tc>
+          <w:tcPr>
+            <w:tcW w:w="0" w:type="auto"/>
+            <w:tcBorders>
+              <w:top w:val="single" w:sz="6" w:space="0" w:color="C4C7C5"/>
+              <w:left w:val="single" w:sz="6" w:space="0" w:color="C4C7C5"/>
+              <w:bottom w:val="single" w:sz="6" w:space="0" w:color="C4C7C5"/>
+              <w:right w:val="single" w:sz="6" w:space="0" w:color="C4C7C5"/>
+            </w:tcBorders>
+            <w:tcMar>
+              <w:top w:w="120" w:type="dxa"/>
+              <w:left w:w="180" w:type="dxa"/>
+              <w:bottom w:w="120" w:type="dxa"/>
+              <w:right w:w="180" w:type="dxa"/>
+            </w:tcMar>
+            <w:vAlign w:val="center"/>
+            <w:hideMark/>
+          </w:tcPr>
+          <w:p>
+            <w:r>
+              <w:t>Đánh giá &amp; bình luận sách sau khi đọc</w:t>
+            </w:r>
+          </w:p>
+        </w:tc>
+        <w:tc>
+          <w:tcPr>
+            <w:tcW w:w="0" w:type="auto"/>
+            <w:tcBorders>
+              <w:top w:val="single" w:sz="6" w:space="0" w:color="C4C7C5"/>
+              <w:left w:val="single" w:sz="6" w:space="0" w:color="C4C7C5"/>
+              <w:bottom w:val="single" w:sz="6" w:space="0" w:color="C4C7C5"/>
+              <w:right w:val="single" w:sz="6" w:space="0" w:color="C4C7C5"/>
+            </w:tcBorders>
+            <w:tcMar>
+              <w:top w:w="120" w:type="dxa"/>
+              <w:left w:w="180" w:type="dxa"/>
+              <w:bottom w:w="120" w:type="dxa"/>
+              <w:right w:w="180" w:type="dxa"/>
+            </w:tcMar>
+            <w:vAlign w:val="center"/>
+            <w:hideMark/>
+          </w:tcPr>
+          <w:p>
+            <w:r>
+              <w:t>Could have</w:t>
+            </w:r>
+          </w:p>
+        </w:tc>
+        <w:tc>
+          <w:tcPr>
+            <w:tcW w:w="0" w:type="auto"/>
+            <w:tcBorders>
+              <w:top w:val="single" w:sz="6" w:space="0" w:color="C4C7C5"/>
+              <w:left w:val="single" w:sz="6" w:space="0" w:color="C4C7C5"/>
+              <w:bottom w:val="single" w:sz="6" w:space="0" w:color="C4C7C5"/>
+              <w:right w:val="single" w:sz="6" w:space="0" w:color="C4C7C5"/>
+            </w:tcBorders>
+            <w:tcMar>
+              <w:top w:w="120" w:type="dxa"/>
+              <w:left w:w="180" w:type="dxa"/>
+              <w:bottom w:w="120" w:type="dxa"/>
+              <w:right w:w="180" w:type="dxa"/>
+            </w:tcMar>
+            <w:vAlign w:val="center"/>
+            <w:hideMark/>
+          </w:tcPr>
+          <w:p>
+            <w:r>
+              <w:t>Dành cho độc giả sau khi hoàn thành trải nghiệm mượn và đọc sách.</w:t>
+            </w:r>
+          </w:p>
+        </w:tc>
+      </w:tr>
+      <w:tr>
+        <w:trPr>
+          <w:tblCellSpacing w:w="15" w:type="dxa"/>
+        </w:trPr>
+        <w:tc>
+          <w:tcPr>
+            <w:tcW w:w="0" w:type="auto"/>
+            <w:tcBorders>
+              <w:top w:val="single" w:sz="6" w:space="0" w:color="C4C7C5"/>
+              <w:left w:val="single" w:sz="6" w:space="0" w:color="C4C7C5"/>
+              <w:bottom w:val="single" w:sz="6" w:space="0" w:color="C4C7C5"/>
+              <w:right w:val="single" w:sz="6" w:space="0" w:color="C4C7C5"/>
+            </w:tcBorders>
+            <w:tcMar>
+              <w:top w:w="120" w:type="dxa"/>
+              <w:left w:w="180" w:type="dxa"/>
+              <w:bottom w:w="120" w:type="dxa"/>
+              <w:right w:w="180" w:type="dxa"/>
+            </w:tcMar>
+            <w:vAlign w:val="center"/>
+            <w:hideMark/>
+          </w:tcPr>
+          <w:p>
+            <w:r>
+              <w:rPr>
+                <w:b/>
+                <w:bCs/>
+              </w:rPr>
+              <w:t>10</w:t>
+            </w:r>
+          </w:p>
+        </w:tc>
+        <w:tc>
+          <w:tcPr>
+            <w:tcW w:w="0" w:type="auto"/>
+            <w:tcBorders>
+              <w:top w:val="single" w:sz="6" w:space="0" w:color="C4C7C5"/>
+              <w:left w:val="single" w:sz="6" w:space="0" w:color="C4C7C5"/>
+              <w:bottom w:val="single" w:sz="6" w:space="0" w:color="C4C7C5"/>
+              <w:right w:val="single" w:sz="6" w:space="0" w:color="C4C7C5"/>
+            </w:tcBorders>
+            <w:tcMar>
+              <w:top w:w="120" w:type="dxa"/>
+              <w:left w:w="180" w:type="dxa"/>
+              <w:bottom w:w="120" w:type="dxa"/>
+              <w:right w:w="180" w:type="dxa"/>
+            </w:tcMar>
+            <w:vAlign w:val="center"/>
+            <w:hideMark/>
+          </w:tcPr>
+          <w:p>
+            <w:r>
+              <w:t>Chat trực tiếp với thủ thư</w:t>
+            </w:r>
+          </w:p>
+        </w:tc>
+        <w:tc>
+          <w:tcPr>
+            <w:tcW w:w="0" w:type="auto"/>
+            <w:tcBorders>
+              <w:top w:val="single" w:sz="6" w:space="0" w:color="C4C7C5"/>
+              <w:left w:val="single" w:sz="6" w:space="0" w:color="C4C7C5"/>
+              <w:bottom w:val="single" w:sz="6" w:space="0" w:color="C4C7C5"/>
+              <w:right w:val="single" w:sz="6" w:space="0" w:color="C4C7C5"/>
+            </w:tcBorders>
+            <w:tcMar>
+              <w:top w:w="120" w:type="dxa"/>
+              <w:left w:w="180" w:type="dxa"/>
+              <w:bottom w:w="120" w:type="dxa"/>
+              <w:right w:w="180" w:type="dxa"/>
+            </w:tcMar>
+            <w:vAlign w:val="center"/>
+            <w:hideMark/>
+          </w:tcPr>
+          <w:p>
+            <w:r>
+              <w:t>Could have</w:t>
+            </w:r>
+          </w:p>
+        </w:tc>
+        <w:tc>
+          <w:tcPr>
+            <w:tcW w:w="0" w:type="auto"/>
+            <w:tcBorders>
+              <w:top w:val="single" w:sz="6" w:space="0" w:color="C4C7C5"/>
+              <w:left w:val="single" w:sz="6" w:space="0" w:color="C4C7C5"/>
+              <w:bottom w:val="single" w:sz="6" w:space="0" w:color="C4C7C5"/>
+              <w:right w:val="single" w:sz="6" w:space="0" w:color="C4C7C5"/>
+            </w:tcBorders>
+            <w:tcMar>
+              <w:top w:w="120" w:type="dxa"/>
+              <w:left w:w="180" w:type="dxa"/>
+              <w:bottom w:w="120" w:type="dxa"/>
+              <w:right w:w="180" w:type="dxa"/>
+            </w:tcMar>
+            <w:vAlign w:val="center"/>
+            <w:hideMark/>
+          </w:tcPr>
+          <w:p>
+            <w:r>
+              <w:t>Kênh hỗ trợ gia tăng trải nghiệm người dùng trong quá trình sử dụng hệ thống.</w:t>
+            </w:r>
+          </w:p>
+        </w:tc>
+      </w:tr>
+      <w:tr>
+        <w:trPr>
+          <w:tblCellSpacing w:w="15" w:type="dxa"/>
+        </w:trPr>
+        <w:tc>
+          <w:tcPr>
+            <w:tcW w:w="0" w:type="auto"/>
+            <w:tcBorders>
+              <w:top w:val="single" w:sz="6" w:space="0" w:color="C4C7C5"/>
+              <w:left w:val="single" w:sz="6" w:space="0" w:color="C4C7C5"/>
+              <w:bottom w:val="single" w:sz="6" w:space="0" w:color="C4C7C5"/>
+              <w:right w:val="single" w:sz="6" w:space="0" w:color="C4C7C5"/>
+            </w:tcBorders>
+            <w:tcMar>
+              <w:top w:w="120" w:type="dxa"/>
+              <w:left w:w="180" w:type="dxa"/>
+              <w:bottom w:w="120" w:type="dxa"/>
+              <w:right w:w="180" w:type="dxa"/>
+            </w:tcMar>
+            <w:vAlign w:val="center"/>
+            <w:hideMark/>
+          </w:tcPr>
+          <w:p>
+            <w:r>
+              <w:rPr>
+                <w:b/>
+                <w:bCs/>
+              </w:rPr>
+              <w:t>11</w:t>
+            </w:r>
+          </w:p>
+        </w:tc>
+        <w:tc>
+          <w:tcPr>
+            <w:tcW w:w="0" w:type="auto"/>
+            <w:tcBorders>
+              <w:top w:val="single" w:sz="6" w:space="0" w:color="C4C7C5"/>
+              <w:left w:val="single" w:sz="6" w:space="0" w:color="C4C7C5"/>
+              <w:bottom w:val="single" w:sz="6" w:space="0" w:color="C4C7C5"/>
+              <w:right w:val="single" w:sz="6" w:space="0" w:color="C4C7C5"/>
+            </w:tcBorders>
+            <w:tcMar>
+              <w:top w:w="120" w:type="dxa"/>
+              <w:left w:w="180" w:type="dxa"/>
+              <w:bottom w:w="120" w:type="dxa"/>
+              <w:right w:w="180" w:type="dxa"/>
+            </w:tcMar>
+            <w:vAlign w:val="center"/>
+            <w:hideMark/>
+          </w:tcPr>
+          <w:p>
+            <w:r>
+              <w:t>Gợi ý sách theo sở thích cá nhân (recommendation)</w:t>
+            </w:r>
+          </w:p>
+        </w:tc>
+        <w:tc>
+          <w:tcPr>
+            <w:tcW w:w="0" w:type="auto"/>
+            <w:tcBorders>
+              <w:top w:val="single" w:sz="6" w:space="0" w:color="C4C7C5"/>
+              <w:left w:val="single" w:sz="6" w:space="0" w:color="C4C7C5"/>
+              <w:bottom w:val="single" w:sz="6" w:space="0" w:color="C4C7C5"/>
+              <w:right w:val="single" w:sz="6" w:space="0" w:color="C4C7C5"/>
+            </w:tcBorders>
+            <w:tcMar>
+              <w:top w:w="120" w:type="dxa"/>
+              <w:left w:w="180" w:type="dxa"/>
+              <w:bottom w:w="120" w:type="dxa"/>
+              <w:right w:w="180" w:type="dxa"/>
+            </w:tcMar>
+            <w:vAlign w:val="center"/>
+            <w:hideMark/>
+          </w:tcPr>
+          <w:p>
+            <w:r>
+              <w:t>Won't have</w:t>
+            </w:r>
+          </w:p>
+        </w:tc>
+        <w:tc>
+          <w:tcPr>
+            <w:tcW w:w="0" w:type="auto"/>
+            <w:tcBorders>
+              <w:top w:val="single" w:sz="6" w:space="0" w:color="C4C7C5"/>
+              <w:left w:val="single" w:sz="6" w:space="0" w:color="C4C7C5"/>
+              <w:bottom w:val="single" w:sz="6" w:space="0" w:color="C4C7C5"/>
+              <w:right w:val="single" w:sz="6" w:space="0" w:color="C4C7C5"/>
+            </w:tcBorders>
+            <w:tcMar>
+              <w:top w:w="120" w:type="dxa"/>
+              <w:left w:w="180" w:type="dxa"/>
+              <w:bottom w:w="120" w:type="dxa"/>
+              <w:right w:w="180" w:type="dxa"/>
+            </w:tcMar>
+            <w:vAlign w:val="center"/>
+            <w:hideMark/>
+          </w:tcPr>
+          <w:p>
+            <w:r>
+              <w:t>Hoãn lại bản Release 1, giữ nguyên trong Backlog để phát triển ở giai đoạn sau.</w:t>
+            </w:r>
+          </w:p>
+        </w:tc>
+      </w:tr>
+      <w:tr>
+        <w:trPr>
+          <w:tblCellSpacing w:w="15" w:type="dxa"/>
+        </w:trPr>
+        <w:tc>
+          <w:tcPr>
+            <w:tcW w:w="0" w:type="auto"/>
+            <w:tcBorders>
+              <w:top w:val="single" w:sz="6" w:space="0" w:color="C4C7C5"/>
+              <w:left w:val="single" w:sz="6" w:space="0" w:color="C4C7C5"/>
+              <w:bottom w:val="single" w:sz="6" w:space="0" w:color="C4C7C5"/>
+              <w:right w:val="single" w:sz="6" w:space="0" w:color="C4C7C5"/>
+            </w:tcBorders>
+            <w:tcMar>
+              <w:top w:w="120" w:type="dxa"/>
+              <w:left w:w="180" w:type="dxa"/>
+              <w:bottom w:w="120" w:type="dxa"/>
+              <w:right w:w="180" w:type="dxa"/>
+            </w:tcMar>
+            <w:vAlign w:val="center"/>
+            <w:hideMark/>
+          </w:tcPr>
+          <w:p>
+            <w:r>
+              <w:rPr>
+                <w:b/>
+                <w:bCs/>
+              </w:rPr>
+              <w:t>12</w:t>
+            </w:r>
+          </w:p>
+        </w:tc>
+        <w:tc>
+          <w:tcPr>
+            <w:tcW w:w="0" w:type="auto"/>
+            <w:tcBorders>
+              <w:top w:val="single" w:sz="6" w:space="0" w:color="C4C7C5"/>
+              <w:left w:val="single" w:sz="6" w:space="0" w:color="C4C7C5"/>
+              <w:bottom w:val="single" w:sz="6" w:space="0" w:color="C4C7C5"/>
+              <w:right w:val="single" w:sz="6" w:space="0" w:color="C4C7C5"/>
+            </w:tcBorders>
+            <w:tcMar>
+              <w:top w:w="120" w:type="dxa"/>
+              <w:left w:w="180" w:type="dxa"/>
+              <w:bottom w:w="120" w:type="dxa"/>
+              <w:right w:w="180" w:type="dxa"/>
+            </w:tcMar>
+            <w:vAlign w:val="center"/>
+            <w:hideMark/>
+          </w:tcPr>
+          <w:p>
+            <w:r>
+              <w:t>Tích hợp đăng nhập bằng Google/Facebook</w:t>
+            </w:r>
+          </w:p>
+        </w:tc>
+        <w:tc>
+          <w:tcPr>
+            <w:tcW w:w="0" w:type="auto"/>
+            <w:tcBorders>
+              <w:top w:val="single" w:sz="6" w:space="0" w:color="C4C7C5"/>
+              <w:left w:val="single" w:sz="6" w:space="0" w:color="C4C7C5"/>
+              <w:bottom w:val="single" w:sz="6" w:space="0" w:color="C4C7C5"/>
+              <w:right w:val="single" w:sz="6" w:space="0" w:color="C4C7C5"/>
+            </w:tcBorders>
+            <w:tcMar>
+              <w:top w:w="120" w:type="dxa"/>
+              <w:left w:w="180" w:type="dxa"/>
+              <w:bottom w:w="120" w:type="dxa"/>
+              <w:right w:w="180" w:type="dxa"/>
+            </w:tcMar>
+            <w:vAlign w:val="center"/>
+            <w:hideMark/>
+          </w:tcPr>
+          <w:p>
+            <w:r>
+              <w:t>Won't have</w:t>
+            </w:r>
+          </w:p>
+        </w:tc>
+        <w:tc>
+          <w:tcPr>
+            <w:tcW w:w="0" w:type="auto"/>
+            <w:tcBorders>
+              <w:top w:val="single" w:sz="6" w:space="0" w:color="C4C7C5"/>
+              <w:left w:val="single" w:sz="6" w:space="0" w:color="C4C7C5"/>
+              <w:bottom w:val="single" w:sz="6" w:space="0" w:color="C4C7C5"/>
+              <w:right w:val="single" w:sz="6" w:space="0" w:color="C4C7C5"/>
+            </w:tcBorders>
+            <w:tcMar>
+              <w:top w:w="120" w:type="dxa"/>
+              <w:left w:w="180" w:type="dxa"/>
+              <w:bottom w:w="120" w:type="dxa"/>
+              <w:right w:w="180" w:type="dxa"/>
+            </w:tcMar>
+            <w:vAlign w:val="center"/>
+            <w:hideMark/>
+          </w:tcPr>
+          <w:p>
+            <w:r>
+              <w:t>Hoãn lại bản Release 1, giữ nguyên trong Backlog để phát triển ở giai đoạn sau.</w:t>
+            </w:r>
+          </w:p>
+        </w:tc>
+      </w:tr>
+    </w:tbl>
+    <w:p>
+      <w:pPr>
+        <w:rPr>
+          <w:b/>
+          <w:bCs/>
+        </w:rPr>
+      </w:pPr>
+      <w:r>
+        <w:rPr>
+          <w:b/>
+          <w:bCs/>
+        </w:rPr>
+        <w:t>PHẦN 3: TỰ PHẢN BIỆN (CRITICAL DISCUSSION)</w:t>
+      </w:r>
+    </w:p>
+    <w:p>
+      <w:r>
+        <w:t>Nếu có người khác tranh cãi về cách phân loại của một số hạng mục, họ có thể đưa ra các lập luận sau:</w:t>
       </w:r>
     </w:p>
     <w:p>
@@ -1480,17 +2929,30 @@
           <w:b/>
           <w:bCs/>
         </w:rPr>
-        <w:t>Cho Story 1:</w:t>
+        <w:t>Về hạng mục số 11 (Chat trực tiếp với thủ thư):</w:t>
       </w:r>
       <w:r>
-        <w:t xml:space="preserve"> </w:t>
+        <w:t xml:space="preserve"> Nếu có ý kiến cho rằng đây nên là nhóm </w:t>
       </w:r>
       <w:r>
         <w:rPr>
-          <w:i/>
-          <w:iCs/>
+          <w:b/>
+          <w:bCs/>
         </w:rPr>
-        <w:t>"Giả định: Hệ thống giữ sách trong vòng đúng 48 giờ kể từ lúc tạo đơn. Nếu thời điểm hết hạn rơi vào khung giờ thư viện đóng cửa (ví dụ: ban đêm hoặc ngày lễ), thời hạn giữ chỗ có được tự động gia hạn sang giờ mở cửa tiếp theo không?"</w:t>
+        <w:t>Should have</w:t>
+      </w:r>
+      <w:r>
+        <w:t xml:space="preserve"> thay vì </w:t>
+      </w:r>
+      <w:r>
+        <w:rPr>
+          <w:b/>
+          <w:bCs/>
+        </w:rPr>
+        <w:t>Could have</w:t>
+      </w:r>
+      <w:r>
+        <w:t>, họ có thể lập luận rằng đối với một thư viện trực tuyến, người dùng (đặc biệt là độc giả lớn tuổi hoặc không rành công nghệ) rất dễ gặp sự cố khi đặt/nhận sách tại quầy. Thiếu tính năng chat trực tiếp có thể gây khó chịu lớn và làm gián đoạn giao dịch, không chỉ là "ảnh hưởng nhỏ".</w:t>
       </w:r>
     </w:p>
     <w:p>
@@ -1505,240 +2967,20 @@
           <w:b/>
           <w:bCs/>
         </w:rPr>
-        <w:t>Cho Story 2:</w:t>
+        <w:t>Về hạng mục số 12 (Tích hợp đăng nhập bằng Google/Facebook):</w:t>
       </w:r>
       <w:r>
-        <w:t xml:space="preserve"> </w:t>
-      </w:r>
-      <w:r>
-        <w:rPr>
-          <w:i/>
-          <w:iCs/>
-        </w:rPr>
-        <w:t>"Hệ thống sẽ ưu tiên gửi thông báo qua kênh nào là chính (Email, SMS hay thông báo trong ứng dụng)? Nếu độc giả bật tính năng không nhận thông báo đẩy thì hệ thống có cơ chế dự phòng nào khác không?"</w:t>
-      </w:r>
-    </w:p>
-    <w:p>
-      <w:pPr>
-        <w:numPr>
-          <w:ilvl w:val="0"/>
-          <w:numId w:val="1"/>
-        </w:numPr>
-      </w:pPr>
-      <w:r>
-        <w:rPr>
-          <w:b/>
-          <w:bCs/>
-        </w:rPr>
-        <w:t>Cho Story 3:</w:t>
-      </w:r>
-      <w:r>
-        <w:t xml:space="preserve"> </w:t>
-      </w:r>
-      <w:r>
-        <w:rPr>
-          <w:i/>
-          <w:iCs/>
-        </w:rPr>
-        <w:t>"Giả định: Giới hạn tối đa là 5 cuốn sách được mượn cùng lúc cho một độc giả. Giới hạn này có phân biệt loại tài khoản (ví dụ: sinh viên hay giảng viên) hay áp dụng chung cho tất cả độc giả của thư viện?"</w:t>
-      </w:r>
-    </w:p>
-    <w:p>
-      <w:pPr>
-        <w:rPr>
-          <w:b/>
-          <w:bCs/>
-        </w:rPr>
-      </w:pPr>
-      <w:r>
-        <w:rPr>
-          <w:b/>
-          <w:bCs/>
-        </w:rPr>
-        <w:t>3. Checklist Definition of Done (DoD) chung</w:t>
-      </w:r>
-    </w:p>
-    <w:p>
-      <w:r>
-        <w:t>Definition of Done dưới đây áp dụng chung cho mọi Product Backlog Item trong dự án:</w:t>
-      </w:r>
-    </w:p>
-    <w:p>
-      <w:pPr>
-        <w:numPr>
-          <w:ilvl w:val="0"/>
-          <w:numId w:val="2"/>
-        </w:numPr>
-      </w:pPr>
-      <w:r>
-        <w:rPr>
-          <w:b/>
-          <w:bCs/>
-        </w:rPr>
-        <w:t>Code Complete:</w:t>
-      </w:r>
-      <w:r>
-        <w:t xml:space="preserve"> Mã nguồn được hoàn thiện đầy đủ logic tính năng theo đúng các Acceptance Criteria đã thống nhất.</w:t>
-      </w:r>
-    </w:p>
-    <w:p>
-      <w:pPr>
-        <w:numPr>
-          <w:ilvl w:val="0"/>
-          <w:numId w:val="2"/>
-        </w:numPr>
-      </w:pPr>
-      <w:r>
-        <w:rPr>
-          <w:b/>
-          <w:bCs/>
-        </w:rPr>
-        <w:t>Code Review:</w:t>
-      </w:r>
-      <w:r>
-        <w:t xml:space="preserve"> Đã được ít nhất một thành viên khác trong nhóm (Developer) review mã nguồn và phê duyệt (Approve) trên hệ thống quản lý mã nguồn (Git).</w:t>
-      </w:r>
-    </w:p>
-    <w:p>
-      <w:pPr>
-        <w:numPr>
-          <w:ilvl w:val="0"/>
-          <w:numId w:val="2"/>
-        </w:numPr>
-      </w:pPr>
-      <w:r>
-        <w:rPr>
-          <w:b/>
-          <w:bCs/>
-        </w:rPr>
-        <w:t>Testing &amp; QA:</w:t>
-      </w:r>
-      <w:r>
-        <w:t xml:space="preserve"> Đã vượt qua toàn bộ các Unit Test và kiểm thử chức năng (Functional Testing) không phát sinh lỗi nghiêm trọng (Bug mức độ Major/Critical).</w:t>
-      </w:r>
-    </w:p>
-    <w:p>
-      <w:pPr>
-        <w:numPr>
-          <w:ilvl w:val="0"/>
-          <w:numId w:val="2"/>
-        </w:numPr>
-      </w:pPr>
-      <w:r>
-        <w:rPr>
-          <w:b/>
-          <w:bCs/>
-        </w:rPr>
-        <w:t>No Technical Debt:</w:t>
-      </w:r>
-      <w:r>
-        <w:t xml:space="preserve"> Không để lại các đoạn code tạm (TODO/Hardcode) chưa được xử lý triệt để.</w:t>
-      </w:r>
-    </w:p>
-    <w:p>
-      <w:pPr>
-        <w:numPr>
-          <w:ilvl w:val="0"/>
-          <w:numId w:val="2"/>
-        </w:numPr>
-      </w:pPr>
-      <w:r>
-        <w:rPr>
-          <w:b/>
-          <w:bCs/>
-        </w:rPr>
-        <w:t>Documentation &amp; Deployment:</w:t>
-      </w:r>
-      <w:r>
-        <w:t xml:space="preserve"> Đã cập nhật tài liệu hướng dẫn sử dụng/API tương ứng và tính năng đã được triển khai thành công lên môi trường Staging/Testing để Product Owner nghiệm thu.</w:t>
-      </w:r>
-    </w:p>
-    <w:p>
-      <w:pPr>
-        <w:rPr>
-          <w:b/>
-          <w:bCs/>
-        </w:rPr>
-      </w:pPr>
-      <w:r>
-        <w:rPr>
-          <w:b/>
-          <w:bCs/>
-        </w:rPr>
-        <w:t>4. Trả lời câu hỏi tình huống về Story 1</w:t>
-      </w:r>
-    </w:p>
-    <w:p>
-      <w:pPr>
-        <w:numPr>
-          <w:ilvl w:val="0"/>
-          <w:numId w:val="3"/>
-        </w:numPr>
-      </w:pPr>
-      <w:r>
-        <w:rPr>
-          <w:b/>
-          <w:bCs/>
-        </w:rPr>
-        <w:t>Trả lời:</w:t>
-      </w:r>
-      <w:r>
-        <w:t xml:space="preserve"> </w:t>
+        <w:t xml:space="preserve"> Nếu có ý kiến cho rằng đây nên là nhóm </w:t>
       </w:r>
       <w:r>
         <w:rPr>
           <w:b/>
           <w:bCs/>
         </w:rPr>
-        <w:t>Chưa được coi là Done.</w:t>
-      </w:r>
-    </w:p>
-    <w:p>
-      <w:pPr>
-        <w:numPr>
-          <w:ilvl w:val="0"/>
-          <w:numId w:val="3"/>
-        </w:numPr>
-      </w:pPr>
-      <w:r>
-        <w:rPr>
-          <w:b/>
-          <w:bCs/>
-        </w:rPr>
-        <w:t>Vì sao:</w:t>
+        <w:t>Should have</w:t>
       </w:r>
       <w:r>
-        <w:t xml:space="preserve"> Trong Scrum, một Product Backlog Item chỉ được coi là hoàn thành (</w:t>
-      </w:r>
-      <w:r>
-        <w:rPr>
-          <w:b/>
-          <w:bCs/>
-        </w:rPr>
-        <w:t>Done</w:t>
-      </w:r>
-      <w:r>
-        <w:t xml:space="preserve">) khi đáp ứng </w:t>
-      </w:r>
-      <w:r>
-        <w:rPr>
-          <w:b/>
-          <w:bCs/>
-        </w:rPr>
-        <w:t>tuyệt đối 100% các tiêu chí trong Definition of Done (DoD)</w:t>
-      </w:r>
-      <w:r>
-        <w:t xml:space="preserve"> của nhóm. Mặc dù code đã thỏa mãn các Acceptance Criteria (hành vi tính năng), nhưng việc thiếu bước </w:t>
-      </w:r>
-      <w:r>
-        <w:rPr>
-          <w:b/>
-          <w:bCs/>
-        </w:rPr>
-        <w:t>Code Review</w:t>
-      </w:r>
-      <w:r>
-        <w:t xml:space="preserve"> theo đúng quy chuẩn DoD đồng nghĩa với việc sản phẩm chưa đạt chuẩn chất lượng cam kết, do đó item này vẫn chưa thể tính là Done.</w:t>
+        <w:t>, họ có thể lập luận rằng trong thời đại số hiện nay, người dùng rất ngại việc phải nhớ thêm một tài khoản và mật khẩu mới. Việc bắt buộc phải đăng ký tài khoản nội bộ có thể làm giảm tỷ lệ độc giả sẵn sàng tham gia hệ thống mượn sách ở phiên bản MVP.</w:t>
       </w:r>
     </w:p>
     <w:p/>
@@ -1755,158 +2997,9 @@
 <file path=word/numbering.xml><?xml version="1.0" encoding="utf-8"?>
 <w:numbering xmlns:wpc="http://schemas.microsoft.com/office/word/2010/wordprocessingCanvas" xmlns:cx="http://schemas.microsoft.com/office/drawing/2014/chartex" xmlns:cx1="http://schemas.microsoft.com/office/drawing/2015/9/8/chartex" xmlns:cx2="http://schemas.microsoft.com/office/drawing/2015/10/21/chartex" xmlns:cx3="http://schemas.microsoft.com/office/drawing/2016/5/9/chartex" xmlns:cx4="http://schemas.microsoft.com/office/drawing/2016/5/10/chartex" xmlns:cx5="http://schemas.microsoft.com/office/drawing/2016/5/11/chartex" xmlns:cx6="http://schemas.microsoft.com/office/drawing/2016/5/12/chartex" xmlns:cx7="http://schemas.microsoft.com/office/drawing/2016/5/13/chartex" xmlns:cx8="http://schemas.microsoft.com/office/drawing/2016/5/14/chartex" xmlns:mc="http://schemas.openxmlformats.org/markup-compatibility/2006" xmlns:aink="http://schemas.microsoft.com/office/drawing/2016/ink" xmlns:am3d="http://schemas.microsoft.com/office/drawing/2017/model3d" xmlns:o="urn:schemas-microsoft-com:office:office" xmlns:oel="http://schemas.microsoft.com/office/2019/extlst" xmlns:r="http://schemas.openxmlformats.org/officeDocument/2006/relationships" xmlns:m="http://schemas.openxmlformats.org/officeDocument/2006/math" xmlns:v="urn:schemas-microsoft-com:vml" xmlns:wp14="http://schemas.microsoft.com/office/word/2010/wordprocessingDrawing" xmlns:wp="http://schemas.openxmlformats.org/drawingml/2006/wordprocessingDrawing" xmlns:w10="urn:schemas-microsoft-com:office:word" xmlns:w="http://schemas.openxmlformats.org/wordprocessingml/2006/main" xmlns:w14="http://schemas.microsoft.com/office/word/2010/wordml" xmlns:w15="http://schemas.microsoft.com/office/word/2012/wordml" xmlns:w16cex="http://schemas.microsoft.com/office/word/2018/wordml/cex" xmlns:w16cid="http://schemas.microsoft.com/office/word/2016/wordml/cid" xmlns:w16="http://schemas.microsoft.com/office/word/2018/wordml" xmlns:w16du="http://schemas.microsoft.com/office/word/2023/wordml/word16du" xmlns:w16sdtdh="http://schemas.microsoft.com/office/word/2020/wordml/sdtdatahash" xmlns:w16sdtfl="http://schemas.microsoft.com/office/word/2024/wordml/sdtformatlock" xmlns:w16se="http://schemas.microsoft.com/office/word/2015/wordml/symex" xmlns:wpg="http://schemas.microsoft.com/office/word/2010/wordprocessingGroup" xmlns:wpi="http://schemas.microsoft.com/office/word/2010/wordprocessingInk" xmlns:wne="http://schemas.microsoft.com/office/word/2006/wordml" xmlns:wps="http://schemas.microsoft.com/office/word/2010/wordprocessingShape" mc:Ignorable="w14 w15 w16se w16cid w16 w16cex w16sdtdh w16sdtfl w16du wp14">
   <w:abstractNum w:abstractNumId="0" w15:restartNumberingAfterBreak="0">
-    <w:nsid w:val="4F675A31"/>
+    <w:nsid w:val="094F5D99"/>
     <w:multiLevelType w:val="multilevel"/>
-    <w:tmpl w:val="CB4CD1D6"/>
-    <w:lvl w:ilvl="0">
-      <w:start w:val="1"/>
-      <w:numFmt w:val="bullet"/>
-      <w:lvlText w:val=""/>
-      <w:lvlJc w:val="left"/>
-      <w:pPr>
-        <w:tabs>
-          <w:tab w:val="num" w:pos="720"/>
-        </w:tabs>
-        <w:ind w:left="720" w:hanging="360"/>
-      </w:pPr>
-      <w:rPr>
-        <w:rFonts w:ascii="Symbol" w:hAnsi="Symbol" w:hint="default"/>
-        <w:sz w:val="20"/>
-      </w:rPr>
-    </w:lvl>
-    <w:lvl w:ilvl="1" w:tentative="1">
-      <w:start w:val="1"/>
-      <w:numFmt w:val="bullet"/>
-      <w:lvlText w:val="o"/>
-      <w:lvlJc w:val="left"/>
-      <w:pPr>
-        <w:tabs>
-          <w:tab w:val="num" w:pos="1440"/>
-        </w:tabs>
-        <w:ind w:left="1440" w:hanging="360"/>
-      </w:pPr>
-      <w:rPr>
-        <w:rFonts w:ascii="Courier New" w:hAnsi="Courier New" w:hint="default"/>
-        <w:sz w:val="20"/>
-      </w:rPr>
-    </w:lvl>
-    <w:lvl w:ilvl="2" w:tentative="1">
-      <w:start w:val="1"/>
-      <w:numFmt w:val="bullet"/>
-      <w:lvlText w:val=""/>
-      <w:lvlJc w:val="left"/>
-      <w:pPr>
-        <w:tabs>
-          <w:tab w:val="num" w:pos="2160"/>
-        </w:tabs>
-        <w:ind w:left="2160" w:hanging="360"/>
-      </w:pPr>
-      <w:rPr>
-        <w:rFonts w:ascii="Wingdings" w:hAnsi="Wingdings" w:hint="default"/>
-        <w:sz w:val="20"/>
-      </w:rPr>
-    </w:lvl>
-    <w:lvl w:ilvl="3" w:tentative="1">
-      <w:start w:val="1"/>
-      <w:numFmt w:val="bullet"/>
-      <w:lvlText w:val=""/>
-      <w:lvlJc w:val="left"/>
-      <w:pPr>
-        <w:tabs>
-          <w:tab w:val="num" w:pos="2880"/>
-        </w:tabs>
-        <w:ind w:left="2880" w:hanging="360"/>
-      </w:pPr>
-      <w:rPr>
-        <w:rFonts w:ascii="Wingdings" w:hAnsi="Wingdings" w:hint="default"/>
-        <w:sz w:val="20"/>
-      </w:rPr>
-    </w:lvl>
-    <w:lvl w:ilvl="4" w:tentative="1">
-      <w:start w:val="1"/>
-      <w:numFmt w:val="bullet"/>
-      <w:lvlText w:val=""/>
-      <w:lvlJc w:val="left"/>
-      <w:pPr>
-        <w:tabs>
-          <w:tab w:val="num" w:pos="3600"/>
-        </w:tabs>
-        <w:ind w:left="3600" w:hanging="360"/>
-      </w:pPr>
-      <w:rPr>
-        <w:rFonts w:ascii="Wingdings" w:hAnsi="Wingdings" w:hint="default"/>
-        <w:sz w:val="20"/>
-      </w:rPr>
-    </w:lvl>
-    <w:lvl w:ilvl="5" w:tentative="1">
-      <w:start w:val="1"/>
-      <w:numFmt w:val="bullet"/>
-      <w:lvlText w:val=""/>
-      <w:lvlJc w:val="left"/>
-      <w:pPr>
-        <w:tabs>
-          <w:tab w:val="num" w:pos="4320"/>
-        </w:tabs>
-        <w:ind w:left="4320" w:hanging="360"/>
-      </w:pPr>
-      <w:rPr>
-        <w:rFonts w:ascii="Wingdings" w:hAnsi="Wingdings" w:hint="default"/>
-        <w:sz w:val="20"/>
-      </w:rPr>
-    </w:lvl>
-    <w:lvl w:ilvl="6" w:tentative="1">
-      <w:start w:val="1"/>
-      <w:numFmt w:val="bullet"/>
-      <w:lvlText w:val=""/>
-      <w:lvlJc w:val="left"/>
-      <w:pPr>
-        <w:tabs>
-          <w:tab w:val="num" w:pos="5040"/>
-        </w:tabs>
-        <w:ind w:left="5040" w:hanging="360"/>
-      </w:pPr>
-      <w:rPr>
-        <w:rFonts w:ascii="Wingdings" w:hAnsi="Wingdings" w:hint="default"/>
-        <w:sz w:val="20"/>
-      </w:rPr>
-    </w:lvl>
-    <w:lvl w:ilvl="7" w:tentative="1">
-      <w:start w:val="1"/>
-      <w:numFmt w:val="bullet"/>
-      <w:lvlText w:val=""/>
-      <w:lvlJc w:val="left"/>
-      <w:pPr>
-        <w:tabs>
-          <w:tab w:val="num" w:pos="5760"/>
-        </w:tabs>
-        <w:ind w:left="5760" w:hanging="360"/>
-      </w:pPr>
-      <w:rPr>
-        <w:rFonts w:ascii="Wingdings" w:hAnsi="Wingdings" w:hint="default"/>
-        <w:sz w:val="20"/>
-      </w:rPr>
-    </w:lvl>
-    <w:lvl w:ilvl="8" w:tentative="1">
-      <w:start w:val="1"/>
-      <w:numFmt w:val="bullet"/>
-      <w:lvlText w:val=""/>
-      <w:lvlJc w:val="left"/>
-      <w:pPr>
-        <w:tabs>
-          <w:tab w:val="num" w:pos="6480"/>
-        </w:tabs>
-        <w:ind w:left="6480" w:hanging="360"/>
-      </w:pPr>
-      <w:rPr>
-        <w:rFonts w:ascii="Wingdings" w:hAnsi="Wingdings" w:hint="default"/>
-        <w:sz w:val="20"/>
-      </w:rPr>
-    </w:lvl>
-  </w:abstractNum>
-  <w:abstractNum w:abstractNumId="1" w15:restartNumberingAfterBreak="0">
-    <w:nsid w:val="584920A5"/>
-    <w:multiLevelType w:val="multilevel"/>
-    <w:tmpl w:val="1052797E"/>
+    <w:tmpl w:val="035C40EC"/>
     <w:lvl w:ilvl="0">
       <w:start w:val="1"/>
       <w:numFmt w:val="decimal"/>
@@ -2016,163 +3109,8 @@
       </w:pPr>
     </w:lvl>
   </w:abstractNum>
-  <w:abstractNum w:abstractNumId="2" w15:restartNumberingAfterBreak="0">
-    <w:nsid w:val="7E054E52"/>
-    <w:multiLevelType w:val="multilevel"/>
-    <w:tmpl w:val="C80AE076"/>
-    <w:lvl w:ilvl="0">
-      <w:start w:val="1"/>
-      <w:numFmt w:val="bullet"/>
-      <w:lvlText w:val=""/>
-      <w:lvlJc w:val="left"/>
-      <w:pPr>
-        <w:tabs>
-          <w:tab w:val="num" w:pos="720"/>
-        </w:tabs>
-        <w:ind w:left="720" w:hanging="360"/>
-      </w:pPr>
-      <w:rPr>
-        <w:rFonts w:ascii="Symbol" w:hAnsi="Symbol" w:hint="default"/>
-        <w:sz w:val="20"/>
-      </w:rPr>
-    </w:lvl>
-    <w:lvl w:ilvl="1" w:tentative="1">
-      <w:start w:val="1"/>
-      <w:numFmt w:val="bullet"/>
-      <w:lvlText w:val="o"/>
-      <w:lvlJc w:val="left"/>
-      <w:pPr>
-        <w:tabs>
-          <w:tab w:val="num" w:pos="1440"/>
-        </w:tabs>
-        <w:ind w:left="1440" w:hanging="360"/>
-      </w:pPr>
-      <w:rPr>
-        <w:rFonts w:ascii="Courier New" w:hAnsi="Courier New" w:hint="default"/>
-        <w:sz w:val="20"/>
-      </w:rPr>
-    </w:lvl>
-    <w:lvl w:ilvl="2" w:tentative="1">
-      <w:start w:val="1"/>
-      <w:numFmt w:val="bullet"/>
-      <w:lvlText w:val=""/>
-      <w:lvlJc w:val="left"/>
-      <w:pPr>
-        <w:tabs>
-          <w:tab w:val="num" w:pos="2160"/>
-        </w:tabs>
-        <w:ind w:left="2160" w:hanging="360"/>
-      </w:pPr>
-      <w:rPr>
-        <w:rFonts w:ascii="Wingdings" w:hAnsi="Wingdings" w:hint="default"/>
-        <w:sz w:val="20"/>
-      </w:rPr>
-    </w:lvl>
-    <w:lvl w:ilvl="3" w:tentative="1">
-      <w:start w:val="1"/>
-      <w:numFmt w:val="bullet"/>
-      <w:lvlText w:val=""/>
-      <w:lvlJc w:val="left"/>
-      <w:pPr>
-        <w:tabs>
-          <w:tab w:val="num" w:pos="2880"/>
-        </w:tabs>
-        <w:ind w:left="2880" w:hanging="360"/>
-      </w:pPr>
-      <w:rPr>
-        <w:rFonts w:ascii="Wingdings" w:hAnsi="Wingdings" w:hint="default"/>
-        <w:sz w:val="20"/>
-      </w:rPr>
-    </w:lvl>
-    <w:lvl w:ilvl="4" w:tentative="1">
-      <w:start w:val="1"/>
-      <w:numFmt w:val="bullet"/>
-      <w:lvlText w:val=""/>
-      <w:lvlJc w:val="left"/>
-      <w:pPr>
-        <w:tabs>
-          <w:tab w:val="num" w:pos="3600"/>
-        </w:tabs>
-        <w:ind w:left="3600" w:hanging="360"/>
-      </w:pPr>
-      <w:rPr>
-        <w:rFonts w:ascii="Wingdings" w:hAnsi="Wingdings" w:hint="default"/>
-        <w:sz w:val="20"/>
-      </w:rPr>
-    </w:lvl>
-    <w:lvl w:ilvl="5" w:tentative="1">
-      <w:start w:val="1"/>
-      <w:numFmt w:val="bullet"/>
-      <w:lvlText w:val=""/>
-      <w:lvlJc w:val="left"/>
-      <w:pPr>
-        <w:tabs>
-          <w:tab w:val="num" w:pos="4320"/>
-        </w:tabs>
-        <w:ind w:left="4320" w:hanging="360"/>
-      </w:pPr>
-      <w:rPr>
-        <w:rFonts w:ascii="Wingdings" w:hAnsi="Wingdings" w:hint="default"/>
-        <w:sz w:val="20"/>
-      </w:rPr>
-    </w:lvl>
-    <w:lvl w:ilvl="6" w:tentative="1">
-      <w:start w:val="1"/>
-      <w:numFmt w:val="bullet"/>
-      <w:lvlText w:val=""/>
-      <w:lvlJc w:val="left"/>
-      <w:pPr>
-        <w:tabs>
-          <w:tab w:val="num" w:pos="5040"/>
-        </w:tabs>
-        <w:ind w:left="5040" w:hanging="360"/>
-      </w:pPr>
-      <w:rPr>
-        <w:rFonts w:ascii="Wingdings" w:hAnsi="Wingdings" w:hint="default"/>
-        <w:sz w:val="20"/>
-      </w:rPr>
-    </w:lvl>
-    <w:lvl w:ilvl="7" w:tentative="1">
-      <w:start w:val="1"/>
-      <w:numFmt w:val="bullet"/>
-      <w:lvlText w:val=""/>
-      <w:lvlJc w:val="left"/>
-      <w:pPr>
-        <w:tabs>
-          <w:tab w:val="num" w:pos="5760"/>
-        </w:tabs>
-        <w:ind w:left="5760" w:hanging="360"/>
-      </w:pPr>
-      <w:rPr>
-        <w:rFonts w:ascii="Wingdings" w:hAnsi="Wingdings" w:hint="default"/>
-        <w:sz w:val="20"/>
-      </w:rPr>
-    </w:lvl>
-    <w:lvl w:ilvl="8" w:tentative="1">
-      <w:start w:val="1"/>
-      <w:numFmt w:val="bullet"/>
-      <w:lvlText w:val=""/>
-      <w:lvlJc w:val="left"/>
-      <w:pPr>
-        <w:tabs>
-          <w:tab w:val="num" w:pos="6480"/>
-        </w:tabs>
-        <w:ind w:left="6480" w:hanging="360"/>
-      </w:pPr>
-      <w:rPr>
-        <w:rFonts w:ascii="Wingdings" w:hAnsi="Wingdings" w:hint="default"/>
-        <w:sz w:val="20"/>
-      </w:rPr>
-    </w:lvl>
-  </w:abstractNum>
-  <w:num w:numId="1" w16cid:durableId="1297686208">
+  <w:num w:numId="1" w16cid:durableId="380324933">
     <w:abstractNumId w:val="0"/>
-  </w:num>
-  <w:num w:numId="2" w16cid:durableId="570041569">
-    <w:abstractNumId w:val="1"/>
-  </w:num>
-  <w:num w:numId="3" w16cid:durableId="1691418926">
-    <w:abstractNumId w:val="2"/>
   </w:num>
 </w:numbering>
 </file>
@@ -2684,7 +3622,7 @@
     <w:semiHidden/>
     <w:unhideWhenUsed/>
     <w:qFormat/>
-    <w:rsid w:val="000F2CA2"/>
+    <w:rsid w:val="00640C77"/>
     <w:pPr>
       <w:keepNext/>
       <w:keepLines/>
@@ -2705,7 +3643,7 @@
     <w:semiHidden/>
     <w:unhideWhenUsed/>
     <w:qFormat/>
-    <w:rsid w:val="000F2CA2"/>
+    <w:rsid w:val="00640C77"/>
     <w:pPr>
       <w:keepNext/>
       <w:keepLines/>
@@ -2728,7 +3666,7 @@
     <w:semiHidden/>
     <w:unhideWhenUsed/>
     <w:qFormat/>
-    <w:rsid w:val="000F2CA2"/>
+    <w:rsid w:val="00640C77"/>
     <w:pPr>
       <w:keepNext/>
       <w:keepLines/>
@@ -2749,7 +3687,7 @@
     <w:semiHidden/>
     <w:unhideWhenUsed/>
     <w:qFormat/>
-    <w:rsid w:val="000F2CA2"/>
+    <w:rsid w:val="00640C77"/>
     <w:pPr>
       <w:keepNext/>
       <w:keepLines/>
@@ -2772,7 +3710,7 @@
     <w:semiHidden/>
     <w:unhideWhenUsed/>
     <w:qFormat/>
-    <w:rsid w:val="000F2CA2"/>
+    <w:rsid w:val="00640C77"/>
     <w:pPr>
       <w:keepNext/>
       <w:keepLines/>
@@ -2890,7 +3828,7 @@
     <w:link w:val="Heading5"/>
     <w:uiPriority w:val="9"/>
     <w:semiHidden/>
-    <w:rsid w:val="000F2CA2"/>
+    <w:rsid w:val="00640C77"/>
     <w:rPr>
       <w:rFonts w:eastAsiaTheme="majorEastAsia" w:cstheme="majorBidi"/>
       <w:color w:val="0F4761" w:themeColor="accent1" w:themeShade="BF"/>
@@ -2903,7 +3841,7 @@
     <w:link w:val="Heading6"/>
     <w:uiPriority w:val="9"/>
     <w:semiHidden/>
-    <w:rsid w:val="000F2CA2"/>
+    <w:rsid w:val="00640C77"/>
     <w:rPr>
       <w:rFonts w:eastAsiaTheme="majorEastAsia" w:cstheme="majorBidi"/>
       <w:i/>
@@ -2918,7 +3856,7 @@
     <w:link w:val="Heading7"/>
     <w:uiPriority w:val="9"/>
     <w:semiHidden/>
-    <w:rsid w:val="000F2CA2"/>
+    <w:rsid w:val="00640C77"/>
     <w:rPr>
       <w:rFonts w:eastAsiaTheme="majorEastAsia" w:cstheme="majorBidi"/>
       <w:color w:val="595959" w:themeColor="text1" w:themeTint="A6"/>
@@ -2931,7 +3869,7 @@
     <w:link w:val="Heading8"/>
     <w:uiPriority w:val="9"/>
     <w:semiHidden/>
-    <w:rsid w:val="000F2CA2"/>
+    <w:rsid w:val="00640C77"/>
     <w:rPr>
       <w:rFonts w:eastAsiaTheme="majorEastAsia" w:cstheme="majorBidi"/>
       <w:i/>
@@ -2946,7 +3884,7 @@
     <w:link w:val="Heading9"/>
     <w:uiPriority w:val="9"/>
     <w:semiHidden/>
-    <w:rsid w:val="000F2CA2"/>
+    <w:rsid w:val="00640C77"/>
     <w:rPr>
       <w:rFonts w:eastAsiaTheme="majorEastAsia" w:cstheme="majorBidi"/>
       <w:color w:val="272727" w:themeColor="text1" w:themeTint="D8"/>
@@ -2960,7 +3898,7 @@
     <w:link w:val="TitleChar"/>
     <w:uiPriority w:val="10"/>
     <w:qFormat/>
-    <w:rsid w:val="000F2CA2"/>
+    <w:rsid w:val="00640C77"/>
     <w:pPr>
       <w:spacing w:after="80" w:line="240" w:lineRule="auto"/>
       <w:contextualSpacing/>
@@ -2978,7 +3916,7 @@
     <w:basedOn w:val="DefaultParagraphFont"/>
     <w:link w:val="Title"/>
     <w:uiPriority w:val="10"/>
-    <w:rsid w:val="000F2CA2"/>
+    <w:rsid w:val="00640C77"/>
     <w:rPr>
       <w:rFonts w:asciiTheme="majorHAnsi" w:eastAsiaTheme="majorEastAsia" w:hAnsiTheme="majorHAnsi" w:cstheme="majorBidi"/>
       <w:spacing w:val="-10"/>
@@ -2994,7 +3932,7 @@
     <w:link w:val="SubtitleChar"/>
     <w:uiPriority w:val="11"/>
     <w:qFormat/>
-    <w:rsid w:val="000F2CA2"/>
+    <w:rsid w:val="00640C77"/>
     <w:pPr>
       <w:numPr>
         <w:ilvl w:val="1"/>
@@ -3014,7 +3952,7 @@
     <w:basedOn w:val="DefaultParagraphFont"/>
     <w:link w:val="Subtitle"/>
     <w:uiPriority w:val="11"/>
-    <w:rsid w:val="000F2CA2"/>
+    <w:rsid w:val="00640C77"/>
     <w:rPr>
       <w:rFonts w:eastAsiaTheme="majorEastAsia" w:cstheme="majorBidi"/>
       <w:color w:val="595959" w:themeColor="text1" w:themeTint="A6"/>
@@ -3030,7 +3968,7 @@
     <w:link w:val="QuoteChar"/>
     <w:uiPriority w:val="29"/>
     <w:qFormat/>
-    <w:rsid w:val="000F2CA2"/>
+    <w:rsid w:val="00640C77"/>
     <w:pPr>
       <w:spacing w:before="160" w:after="160"/>
       <w:jc w:val="center"/>
@@ -3046,7 +3984,7 @@
     <w:basedOn w:val="DefaultParagraphFont"/>
     <w:link w:val="Quote"/>
     <w:uiPriority w:val="29"/>
-    <w:rsid w:val="000F2CA2"/>
+    <w:rsid w:val="00640C77"/>
     <w:rPr>
       <w:rFonts w:ascii="Times New Roman" w:hAnsi="Times New Roman"/>
       <w:i/>
@@ -3060,7 +3998,7 @@
     <w:basedOn w:val="Normal"/>
     <w:uiPriority w:val="34"/>
     <w:qFormat/>
-    <w:rsid w:val="000F2CA2"/>
+    <w:rsid w:val="00640C77"/>
     <w:pPr>
       <w:ind w:left="720"/>
       <w:contextualSpacing/>
@@ -3071,7 +4009,7 @@
     <w:basedOn w:val="DefaultParagraphFont"/>
     <w:uiPriority w:val="21"/>
     <w:qFormat/>
-    <w:rsid w:val="000F2CA2"/>
+    <w:rsid w:val="00640C77"/>
     <w:rPr>
       <w:i/>
       <w:iCs/>
@@ -3085,7 +4023,7 @@
     <w:link w:val="IntenseQuoteChar"/>
     <w:uiPriority w:val="30"/>
     <w:qFormat/>
-    <w:rsid w:val="000F2CA2"/>
+    <w:rsid w:val="00640C77"/>
     <w:pPr>
       <w:pBdr>
         <w:top w:val="single" w:sz="4" w:space="10" w:color="0F4761" w:themeColor="accent1" w:themeShade="BF"/>
@@ -3106,7 +4044,7 @@
     <w:basedOn w:val="DefaultParagraphFont"/>
     <w:link w:val="IntenseQuote"/>
     <w:uiPriority w:val="30"/>
-    <w:rsid w:val="000F2CA2"/>
+    <w:rsid w:val="00640C77"/>
     <w:rPr>
       <w:rFonts w:ascii="Times New Roman" w:hAnsi="Times New Roman"/>
       <w:i/>
@@ -3120,7 +4058,7 @@
     <w:basedOn w:val="DefaultParagraphFont"/>
     <w:uiPriority w:val="32"/>
     <w:qFormat/>
-    <w:rsid w:val="000F2CA2"/>
+    <w:rsid w:val="00640C77"/>
     <w:rPr>
       <w:b/>
       <w:bCs/>
